--- a/Shipment Data Cleaning Project using BigQuery.docx
+++ b/Shipment Data Cleaning Project using BigQuery.docx
@@ -14,8 +14,17 @@
           <w:b/>
           <w:bCs/>
         </w:rPr>
-        <w:t>Shipment Data Cleaning Project using BigQuery</w:t>
-      </w:r>
+        <w:t xml:space="preserve">Shipment Data Cleaning Project using </w:t>
+      </w:r>
+      <w:proofErr w:type="spellStart"/>
+      <w:r>
+        <w:rPr>
+          <w:b/>
+          <w:bCs/>
+        </w:rPr>
+        <w:t>BigQuery</w:t>
+      </w:r>
+      <w:proofErr w:type="spellEnd"/>
     </w:p>
     <w:p>
       <w:pPr>
@@ -34,7 +43,15 @@
     </w:p>
     <w:p>
       <w:r>
-        <w:t>This project focuses on cleaning and validating a logistics shipment dataset using SQL in BigQuery. The dataset contains shipment records with multiple data quality issues such as:</w:t>
+        <w:t xml:space="preserve">This project focuses on cleaning and validating a logistics shipment dataset using SQL in </w:t>
+      </w:r>
+      <w:proofErr w:type="spellStart"/>
+      <w:r>
+        <w:t>BigQuery</w:t>
+      </w:r>
+      <w:proofErr w:type="spellEnd"/>
+      <w:r>
+        <w:t>. The dataset contains shipment records with multiple data quality issues such as:</w:t>
       </w:r>
     </w:p>
     <w:p>
@@ -273,9 +290,11 @@
             <w:hideMark/>
           </w:tcPr>
           <w:p>
+            <w:proofErr w:type="spellStart"/>
             <w:r>
               <w:t>shipment_id</w:t>
             </w:r>
+            <w:proofErr w:type="spellEnd"/>
           </w:p>
         </w:tc>
         <w:tc>
@@ -302,9 +321,11 @@
             <w:hideMark/>
           </w:tcPr>
           <w:p>
+            <w:proofErr w:type="spellStart"/>
             <w:r>
               <w:t>origin_warehouse</w:t>
             </w:r>
+            <w:proofErr w:type="spellEnd"/>
           </w:p>
         </w:tc>
         <w:tc>
@@ -331,9 +352,11 @@
             <w:hideMark/>
           </w:tcPr>
           <w:p>
+            <w:proofErr w:type="spellStart"/>
             <w:r>
               <w:t>destination_city</w:t>
             </w:r>
+            <w:proofErr w:type="spellEnd"/>
           </w:p>
         </w:tc>
         <w:tc>
@@ -360,9 +383,11 @@
             <w:hideMark/>
           </w:tcPr>
           <w:p>
+            <w:proofErr w:type="spellStart"/>
             <w:r>
               <w:t>destination_state</w:t>
             </w:r>
+            <w:proofErr w:type="spellEnd"/>
           </w:p>
         </w:tc>
         <w:tc>
@@ -418,9 +443,11 @@
             <w:hideMark/>
           </w:tcPr>
           <w:p>
+            <w:proofErr w:type="spellStart"/>
             <w:r>
               <w:t>ship_date</w:t>
             </w:r>
+            <w:proofErr w:type="spellEnd"/>
           </w:p>
         </w:tc>
         <w:tc>
@@ -447,9 +474,11 @@
             <w:hideMark/>
           </w:tcPr>
           <w:p>
+            <w:proofErr w:type="spellStart"/>
             <w:r>
               <w:t>delivery_date</w:t>
             </w:r>
+            <w:proofErr w:type="spellEnd"/>
           </w:p>
         </w:tc>
         <w:tc>
@@ -476,9 +505,11 @@
             <w:hideMark/>
           </w:tcPr>
           <w:p>
+            <w:proofErr w:type="spellStart"/>
             <w:r>
               <w:t>weight_kg</w:t>
             </w:r>
+            <w:proofErr w:type="spellEnd"/>
           </w:p>
         </w:tc>
         <w:tc>
@@ -505,9 +536,11 @@
             <w:hideMark/>
           </w:tcPr>
           <w:p>
+            <w:proofErr w:type="spellStart"/>
             <w:r>
               <w:t>freight_cost</w:t>
             </w:r>
+            <w:proofErr w:type="spellEnd"/>
           </w:p>
         </w:tc>
         <w:tc>
@@ -534,10 +567,12 @@
             <w:hideMark/>
           </w:tcPr>
           <w:p>
+            <w:proofErr w:type="spellStart"/>
             <w:r>
               <w:lastRenderedPageBreak/>
               <w:t>shipment_status</w:t>
             </w:r>
+            <w:proofErr w:type="spellEnd"/>
           </w:p>
         </w:tc>
         <w:tc>
@@ -564,9 +599,11 @@
             <w:hideMark/>
           </w:tcPr>
           <w:p>
+            <w:proofErr w:type="spellStart"/>
             <w:r>
               <w:t>items_count</w:t>
             </w:r>
+            <w:proofErr w:type="spellEnd"/>
           </w:p>
         </w:tc>
         <w:tc>
@@ -593,9 +630,11 @@
             <w:hideMark/>
           </w:tcPr>
           <w:p>
+            <w:proofErr w:type="spellStart"/>
             <w:r>
               <w:t>damage_reported</w:t>
             </w:r>
+            <w:proofErr w:type="spellEnd"/>
           </w:p>
         </w:tc>
         <w:tc>
@@ -735,32 +774,86 @@
           <w:b/>
           <w:bCs/>
         </w:rPr>
-        <w:t>Step 1 — Load the Dataset into BigQuery</w:t>
-      </w:r>
-    </w:p>
-    <w:p>
-      <w:r>
-        <w:t>CREATE OR REPLACE TABLE logistics.dirty_shipments (</w:t>
-      </w:r>
-    </w:p>
-    <w:p>
-      <w:r>
-        <w:t xml:space="preserve">    shipment_id STRING,</w:t>
-      </w:r>
-    </w:p>
-    <w:p>
-      <w:r>
-        <w:t xml:space="preserve">    origin_warehouse STRING,</w:t>
-      </w:r>
-    </w:p>
-    <w:p>
-      <w:r>
-        <w:t xml:space="preserve">    destination_city STRING,</w:t>
-      </w:r>
-    </w:p>
-    <w:p>
-      <w:r>
-        <w:t xml:space="preserve">    destination_state STRING,</w:t>
+        <w:t xml:space="preserve">Step 1 — Load the Dataset into </w:t>
+      </w:r>
+      <w:proofErr w:type="spellStart"/>
+      <w:r>
+        <w:rPr>
+          <w:b/>
+          <w:bCs/>
+        </w:rPr>
+        <w:t>BigQuery</w:t>
+      </w:r>
+      <w:proofErr w:type="spellEnd"/>
+    </w:p>
+    <w:p>
+      <w:r>
+        <w:t xml:space="preserve">CREATE OR REPLACE TABLE </w:t>
+      </w:r>
+      <w:proofErr w:type="spellStart"/>
+      <w:proofErr w:type="gramStart"/>
+      <w:r>
+        <w:t>logistics.dirty</w:t>
+      </w:r>
+      <w:proofErr w:type="gramEnd"/>
+      <w:r>
+        <w:t>_shipments</w:t>
+      </w:r>
+      <w:proofErr w:type="spellEnd"/>
+      <w:r>
+        <w:t xml:space="preserve"> (</w:t>
+      </w:r>
+    </w:p>
+    <w:p>
+      <w:r>
+        <w:t xml:space="preserve">    </w:t>
+      </w:r>
+      <w:proofErr w:type="spellStart"/>
+      <w:r>
+        <w:t>shipment_id</w:t>
+      </w:r>
+      <w:proofErr w:type="spellEnd"/>
+      <w:r>
+        <w:t xml:space="preserve"> STRING,</w:t>
+      </w:r>
+    </w:p>
+    <w:p>
+      <w:r>
+        <w:t xml:space="preserve">    </w:t>
+      </w:r>
+      <w:proofErr w:type="spellStart"/>
+      <w:r>
+        <w:t>origin_warehouse</w:t>
+      </w:r>
+      <w:proofErr w:type="spellEnd"/>
+      <w:r>
+        <w:t xml:space="preserve"> STRING,</w:t>
+      </w:r>
+    </w:p>
+    <w:p>
+      <w:r>
+        <w:t xml:space="preserve">    </w:t>
+      </w:r>
+      <w:proofErr w:type="spellStart"/>
+      <w:r>
+        <w:t>destination_city</w:t>
+      </w:r>
+      <w:proofErr w:type="spellEnd"/>
+      <w:r>
+        <w:t xml:space="preserve"> STRING,</w:t>
+      </w:r>
+    </w:p>
+    <w:p>
+      <w:r>
+        <w:t xml:space="preserve">    </w:t>
+      </w:r>
+      <w:proofErr w:type="spellStart"/>
+      <w:r>
+        <w:t>destination_state</w:t>
+      </w:r>
+      <w:proofErr w:type="spellEnd"/>
+      <w:r>
+        <w:t xml:space="preserve"> STRING,</w:t>
       </w:r>
     </w:p>
     <w:p>
@@ -770,37 +863,93 @@
     </w:p>
     <w:p>
       <w:r>
-        <w:t xml:space="preserve">    ship_date STRING,</w:t>
-      </w:r>
-    </w:p>
-    <w:p>
-      <w:r>
-        <w:t xml:space="preserve">    delivery_date STRING,</w:t>
-      </w:r>
-    </w:p>
-    <w:p>
-      <w:r>
-        <w:t xml:space="preserve">    weight_kg FLOAT64,</w:t>
-      </w:r>
-    </w:p>
-    <w:p>
-      <w:r>
-        <w:t xml:space="preserve">    freight_cost FLOAT64,</w:t>
-      </w:r>
-    </w:p>
-    <w:p>
-      <w:r>
-        <w:t xml:space="preserve">    shipment_status STRING,</w:t>
-      </w:r>
-    </w:p>
-    <w:p>
-      <w:r>
-        <w:t xml:space="preserve">    items_count INT64,</w:t>
-      </w:r>
-    </w:p>
-    <w:p>
-      <w:r>
-        <w:t xml:space="preserve">    damage_reported STRING</w:t>
+        <w:t xml:space="preserve">    </w:t>
+      </w:r>
+      <w:proofErr w:type="spellStart"/>
+      <w:r>
+        <w:t>ship_date</w:t>
+      </w:r>
+      <w:proofErr w:type="spellEnd"/>
+      <w:r>
+        <w:t xml:space="preserve"> STRING,</w:t>
+      </w:r>
+    </w:p>
+    <w:p>
+      <w:r>
+        <w:t xml:space="preserve">    </w:t>
+      </w:r>
+      <w:proofErr w:type="spellStart"/>
+      <w:r>
+        <w:t>delivery_date</w:t>
+      </w:r>
+      <w:proofErr w:type="spellEnd"/>
+      <w:r>
+        <w:t xml:space="preserve"> STRING,</w:t>
+      </w:r>
+    </w:p>
+    <w:p>
+      <w:r>
+        <w:t xml:space="preserve">    </w:t>
+      </w:r>
+      <w:proofErr w:type="spellStart"/>
+      <w:r>
+        <w:t>weight_kg</w:t>
+      </w:r>
+      <w:proofErr w:type="spellEnd"/>
+      <w:r>
+        <w:t xml:space="preserve"> FLOAT64,</w:t>
+      </w:r>
+    </w:p>
+    <w:p>
+      <w:r>
+        <w:t xml:space="preserve">    </w:t>
+      </w:r>
+      <w:proofErr w:type="spellStart"/>
+      <w:r>
+        <w:t>freight_cost</w:t>
+      </w:r>
+      <w:proofErr w:type="spellEnd"/>
+      <w:r>
+        <w:t xml:space="preserve"> FLOAT64,</w:t>
+      </w:r>
+    </w:p>
+    <w:p>
+      <w:r>
+        <w:t xml:space="preserve">    </w:t>
+      </w:r>
+      <w:proofErr w:type="spellStart"/>
+      <w:r>
+        <w:t>shipment_status</w:t>
+      </w:r>
+      <w:proofErr w:type="spellEnd"/>
+      <w:r>
+        <w:t xml:space="preserve"> STRING,</w:t>
+      </w:r>
+    </w:p>
+    <w:p>
+      <w:r>
+        <w:t xml:space="preserve">    </w:t>
+      </w:r>
+      <w:proofErr w:type="spellStart"/>
+      <w:r>
+        <w:t>items_count</w:t>
+      </w:r>
+      <w:proofErr w:type="spellEnd"/>
+      <w:r>
+        <w:t xml:space="preserve"> INT64,</w:t>
+      </w:r>
+    </w:p>
+    <w:p>
+      <w:r>
+        <w:t xml:space="preserve">    </w:t>
+      </w:r>
+      <w:proofErr w:type="spellStart"/>
+      <w:r>
+        <w:t>damage_reported</w:t>
+      </w:r>
+      <w:proofErr w:type="spellEnd"/>
+      <w:r>
+        <w:t xml:space="preserve"> STRING</w:t>
       </w:r>
     </w:p>
     <w:p>
@@ -863,27 +1012,71 @@
     </w:p>
     <w:p>
       <w:r>
-        <w:t>SELECT shipment_id,</w:t>
-      </w:r>
-    </w:p>
-    <w:p>
-      <w:r>
-        <w:t xml:space="preserve">       COUNT(*) AS duplicate_count</w:t>
-      </w:r>
-    </w:p>
-    <w:p>
-      <w:r>
-        <w:t>FROM logistics.dirty_shipments</w:t>
-      </w:r>
-    </w:p>
-    <w:p>
-      <w:r>
-        <w:t>GROUP BY shipment_id</w:t>
-      </w:r>
-    </w:p>
-    <w:p>
-      <w:r>
-        <w:t>HAVING COUNT(*) &gt; 1;</w:t>
+        <w:t xml:space="preserve">SELECT </w:t>
+      </w:r>
+      <w:proofErr w:type="spellStart"/>
+      <w:r>
+        <w:t>shipment_id</w:t>
+      </w:r>
+      <w:proofErr w:type="spellEnd"/>
+      <w:r>
+        <w:t>,</w:t>
+      </w:r>
+    </w:p>
+    <w:p>
+      <w:r>
+        <w:t xml:space="preserve">       </w:t>
+      </w:r>
+      <w:proofErr w:type="gramStart"/>
+      <w:r>
+        <w:t>COUNT(</w:t>
+      </w:r>
+      <w:proofErr w:type="gramEnd"/>
+      <w:r>
+        <w:t xml:space="preserve">*) AS </w:t>
+      </w:r>
+      <w:proofErr w:type="spellStart"/>
+      <w:r>
+        <w:t>duplicate_count</w:t>
+      </w:r>
+      <w:proofErr w:type="spellEnd"/>
+    </w:p>
+    <w:p>
+      <w:r>
+        <w:t xml:space="preserve">FROM </w:t>
+      </w:r>
+      <w:proofErr w:type="spellStart"/>
+      <w:proofErr w:type="gramStart"/>
+      <w:r>
+        <w:t>logistics.dirty</w:t>
+      </w:r>
+      <w:proofErr w:type="gramEnd"/>
+      <w:r>
+        <w:t>_shipments</w:t>
+      </w:r>
+      <w:proofErr w:type="spellEnd"/>
+    </w:p>
+    <w:p>
+      <w:r>
+        <w:t xml:space="preserve">GROUP BY </w:t>
+      </w:r>
+      <w:proofErr w:type="spellStart"/>
+      <w:r>
+        <w:t>shipment_id</w:t>
+      </w:r>
+      <w:proofErr w:type="spellEnd"/>
+    </w:p>
+    <w:p>
+      <w:r>
+        <w:t xml:space="preserve">HAVING </w:t>
+      </w:r>
+      <w:proofErr w:type="gramStart"/>
+      <w:r>
+        <w:t>COUNT(</w:t>
+      </w:r>
+      <w:proofErr w:type="gramEnd"/>
+      <w:r>
+        <w:t>*) &gt; 1;</w:t>
       </w:r>
     </w:p>
     <w:p>
@@ -969,7 +1162,15 @@
         </w:numPr>
       </w:pPr>
       <w:r>
-        <w:t>GROUP BY shipment_id groups identical shipment IDs.</w:t>
+        <w:t xml:space="preserve">GROUP BY </w:t>
+      </w:r>
+      <w:proofErr w:type="spellStart"/>
+      <w:r>
+        <w:t>shipment_id</w:t>
+      </w:r>
+      <w:proofErr w:type="spellEnd"/>
+      <w:r>
+        <w:t xml:space="preserve"> groups identical shipment IDs.</w:t>
       </w:r>
     </w:p>
     <w:p>
@@ -980,7 +1181,15 @@
         </w:numPr>
       </w:pPr>
       <w:r>
-        <w:t>HAVING COUNT(*) &gt; 1 filters only duplicates.</w:t>
+        <w:t xml:space="preserve">HAVING </w:t>
+      </w:r>
+      <w:proofErr w:type="gramStart"/>
+      <w:r>
+        <w:t>COUNT(</w:t>
+      </w:r>
+      <w:proofErr w:type="gramEnd"/>
+      <w:r>
+        <w:t>*) &gt; 1 filters only duplicates.</w:t>
       </w:r>
     </w:p>
     <w:p>
@@ -1050,11 +1259,16 @@
         <w:t xml:space="preserve"> </w:t>
       </w:r>
       <w:r>
-        <w:t xml:space="preserve">duplicate shipment </w:t>
+        <w:t xml:space="preserve">duplicate </w:t>
+      </w:r>
+      <w:proofErr w:type="gramStart"/>
+      <w:r>
+        <w:t xml:space="preserve">shipment </w:t>
       </w:r>
       <w:r>
         <w:t>.</w:t>
       </w:r>
+      <w:proofErr w:type="gramEnd"/>
     </w:p>
     <w:p>
       <w:r>
@@ -1101,22 +1315,56 @@
     </w:p>
     <w:p>
       <w:r>
-        <w:t>FROM logistics.dirty_shipments</w:t>
-      </w:r>
-    </w:p>
-    <w:p>
-      <w:r>
-        <w:t>WHERE ship_date IS NULL</w:t>
-      </w:r>
-    </w:p>
-    <w:p>
-      <w:r>
-        <w:t xml:space="preserve">   OR delivery_date IS NULL</w:t>
-      </w:r>
-    </w:p>
-    <w:p>
-      <w:r>
-        <w:t xml:space="preserve">   OR damage_reported IS NULL;</w:t>
+        <w:t xml:space="preserve">FROM </w:t>
+      </w:r>
+      <w:proofErr w:type="spellStart"/>
+      <w:proofErr w:type="gramStart"/>
+      <w:r>
+        <w:t>logistics.dirty</w:t>
+      </w:r>
+      <w:proofErr w:type="gramEnd"/>
+      <w:r>
+        <w:t>_shipments</w:t>
+      </w:r>
+      <w:proofErr w:type="spellEnd"/>
+    </w:p>
+    <w:p>
+      <w:r>
+        <w:t xml:space="preserve">WHERE </w:t>
+      </w:r>
+      <w:proofErr w:type="spellStart"/>
+      <w:r>
+        <w:t>ship_date</w:t>
+      </w:r>
+      <w:proofErr w:type="spellEnd"/>
+      <w:r>
+        <w:t xml:space="preserve"> IS NULL</w:t>
+      </w:r>
+    </w:p>
+    <w:p>
+      <w:r>
+        <w:t xml:space="preserve">   OR </w:t>
+      </w:r>
+      <w:proofErr w:type="spellStart"/>
+      <w:r>
+        <w:t>delivery_date</w:t>
+      </w:r>
+      <w:proofErr w:type="spellEnd"/>
+      <w:r>
+        <w:t xml:space="preserve"> IS NULL</w:t>
+      </w:r>
+    </w:p>
+    <w:p>
+      <w:r>
+        <w:t xml:space="preserve">   OR </w:t>
+      </w:r>
+      <w:proofErr w:type="spellStart"/>
+      <w:r>
+        <w:t>damage_reported</w:t>
+      </w:r>
+      <w:proofErr w:type="spellEnd"/>
+      <w:r>
+        <w:t xml:space="preserve"> IS NULL;</w:t>
       </w:r>
     </w:p>
     <w:p>
@@ -1303,17 +1551,56 @@
     </w:p>
     <w:p>
       <w:r>
-        <w:t>SELECT DISTINCT origin_warehouse,</w:t>
-      </w:r>
-    </w:p>
-    <w:p>
-      <w:r>
-        <w:t xml:space="preserve">       UPPER(TRIM(origin_warehouse)) AS standardized_warehouse</w:t>
-      </w:r>
-    </w:p>
-    <w:p>
-      <w:r>
-        <w:t>FROM logistics.dirty_shipments;</w:t>
+        <w:t xml:space="preserve">SELECT DISTINCT </w:t>
+      </w:r>
+      <w:proofErr w:type="spellStart"/>
+      <w:r>
+        <w:t>origin_warehouse</w:t>
+      </w:r>
+      <w:proofErr w:type="spellEnd"/>
+      <w:r>
+        <w:t>,</w:t>
+      </w:r>
+    </w:p>
+    <w:p>
+      <w:r>
+        <w:t xml:space="preserve">       UPPER(</w:t>
+      </w:r>
+      <w:proofErr w:type="gramStart"/>
+      <w:r>
+        <w:t>TRIM(</w:t>
+      </w:r>
+      <w:proofErr w:type="spellStart"/>
+      <w:proofErr w:type="gramEnd"/>
+      <w:r>
+        <w:t>origin_warehouse</w:t>
+      </w:r>
+      <w:proofErr w:type="spellEnd"/>
+      <w:r>
+        <w:t xml:space="preserve">)) AS </w:t>
+      </w:r>
+      <w:proofErr w:type="spellStart"/>
+      <w:r>
+        <w:t>standardized_warehouse</w:t>
+      </w:r>
+      <w:proofErr w:type="spellEnd"/>
+    </w:p>
+    <w:p>
+      <w:r>
+        <w:t xml:space="preserve">FROM </w:t>
+      </w:r>
+      <w:proofErr w:type="spellStart"/>
+      <w:proofErr w:type="gramStart"/>
+      <w:r>
+        <w:t>logistics.dirty</w:t>
+      </w:r>
+      <w:proofErr w:type="gramEnd"/>
+      <w:r>
+        <w:t>_shipments</w:t>
+      </w:r>
+      <w:proofErr w:type="spellEnd"/>
+      <w:r>
+        <w:t>;</w:t>
       </w:r>
     </w:p>
     <w:p>
@@ -1398,8 +1685,13 @@
           <w:numId w:val="6"/>
         </w:numPr>
       </w:pPr>
-      <w:r>
-        <w:t>TRIM() to remove extra spaces</w:t>
+      <w:proofErr w:type="gramStart"/>
+      <w:r>
+        <w:t>TRIM(</w:t>
+      </w:r>
+      <w:proofErr w:type="gramEnd"/>
+      <w:r>
+        <w:t>) to remove extra spaces</w:t>
       </w:r>
     </w:p>
     <w:p>
@@ -1409,8 +1701,13 @@
           <w:numId w:val="6"/>
         </w:numPr>
       </w:pPr>
-      <w:r>
-        <w:t>UPPER() to standardize capitalization</w:t>
+      <w:proofErr w:type="gramStart"/>
+      <w:r>
+        <w:t>UPPER(</w:t>
+      </w:r>
+      <w:proofErr w:type="gramEnd"/>
+      <w:r>
+        <w:t>) to standardize capitalization</w:t>
       </w:r>
     </w:p>
     <w:p>
@@ -1515,22 +1812,53 @@
     <w:p>
       <w:r>
         <w:lastRenderedPageBreak/>
-        <w:t>SELECT shipment_id,</w:t>
-      </w:r>
-    </w:p>
-    <w:p>
-      <w:r>
-        <w:t xml:space="preserve">       weight_kg</w:t>
-      </w:r>
-    </w:p>
-    <w:p>
-      <w:r>
-        <w:t>FROM logistics.dirty_shipments</w:t>
-      </w:r>
-    </w:p>
-    <w:p>
-      <w:r>
-        <w:t>WHERE weight_kg &lt;= 0;</w:t>
+        <w:t xml:space="preserve">SELECT </w:t>
+      </w:r>
+      <w:proofErr w:type="spellStart"/>
+      <w:r>
+        <w:t>shipment_id</w:t>
+      </w:r>
+      <w:proofErr w:type="spellEnd"/>
+      <w:r>
+        <w:t>,</w:t>
+      </w:r>
+    </w:p>
+    <w:p>
+      <w:r>
+        <w:t xml:space="preserve">       </w:t>
+      </w:r>
+      <w:proofErr w:type="spellStart"/>
+      <w:r>
+        <w:t>weight_kg</w:t>
+      </w:r>
+      <w:proofErr w:type="spellEnd"/>
+    </w:p>
+    <w:p>
+      <w:r>
+        <w:t xml:space="preserve">FROM </w:t>
+      </w:r>
+      <w:proofErr w:type="spellStart"/>
+      <w:proofErr w:type="gramStart"/>
+      <w:r>
+        <w:t>logistics.dirty</w:t>
+      </w:r>
+      <w:proofErr w:type="gramEnd"/>
+      <w:r>
+        <w:t>_shipments</w:t>
+      </w:r>
+      <w:proofErr w:type="spellEnd"/>
+    </w:p>
+    <w:p>
+      <w:r>
+        <w:t xml:space="preserve">WHERE </w:t>
+      </w:r>
+      <w:proofErr w:type="spellStart"/>
+      <w:r>
+        <w:t>weight_kg</w:t>
+      </w:r>
+      <w:proofErr w:type="spellEnd"/>
+      <w:r>
+        <w:t xml:space="preserve"> &lt;= 0;</w:t>
       </w:r>
     </w:p>
     <w:p>
@@ -1710,17 +2038,56 @@
     </w:p>
     <w:p>
       <w:r>
-        <w:t>SELECT DISTINCT shipment_status,</w:t>
-      </w:r>
-    </w:p>
-    <w:p>
-      <w:r>
-        <w:t xml:space="preserve">       INITCAP(TRIM(shipment_status)) AS cleaned_status</w:t>
-      </w:r>
-    </w:p>
-    <w:p>
-      <w:r>
-        <w:t>FROM logistics.dirty_shipments;</w:t>
+        <w:t xml:space="preserve">SELECT DISTINCT </w:t>
+      </w:r>
+      <w:proofErr w:type="spellStart"/>
+      <w:r>
+        <w:t>shipment_status</w:t>
+      </w:r>
+      <w:proofErr w:type="spellEnd"/>
+      <w:r>
+        <w:t>,</w:t>
+      </w:r>
+    </w:p>
+    <w:p>
+      <w:r>
+        <w:t xml:space="preserve">       INITCAP(</w:t>
+      </w:r>
+      <w:proofErr w:type="gramStart"/>
+      <w:r>
+        <w:t>TRIM(</w:t>
+      </w:r>
+      <w:proofErr w:type="spellStart"/>
+      <w:proofErr w:type="gramEnd"/>
+      <w:r>
+        <w:t>shipment_status</w:t>
+      </w:r>
+      <w:proofErr w:type="spellEnd"/>
+      <w:r>
+        <w:t xml:space="preserve">)) AS </w:t>
+      </w:r>
+      <w:proofErr w:type="spellStart"/>
+      <w:r>
+        <w:t>cleaned_status</w:t>
+      </w:r>
+      <w:proofErr w:type="spellEnd"/>
+    </w:p>
+    <w:p>
+      <w:r>
+        <w:t xml:space="preserve">FROM </w:t>
+      </w:r>
+      <w:proofErr w:type="spellStart"/>
+      <w:proofErr w:type="gramStart"/>
+      <w:r>
+        <w:t>logistics.dirty</w:t>
+      </w:r>
+      <w:proofErr w:type="gramEnd"/>
+      <w:r>
+        <w:t>_shipments</w:t>
+      </w:r>
+      <w:proofErr w:type="spellEnd"/>
+      <w:r>
+        <w:t>;</w:t>
       </w:r>
     </w:p>
     <w:p>
@@ -1932,22 +2299,82 @@
     </w:p>
     <w:p>
       <w:r>
-        <w:t>SELECT shipment_id,</w:t>
-      </w:r>
-    </w:p>
-    <w:p>
-      <w:r>
-        <w:t xml:space="preserve">       PARSE_DATE('%Y-%m-%d', ship_date) AS cleaned_ship_date</w:t>
-      </w:r>
-    </w:p>
-    <w:p>
-      <w:r>
-        <w:t>FROM logistics.dirty_shipments</w:t>
-      </w:r>
-    </w:p>
-    <w:p>
-      <w:r>
-        <w:t>WHERE REGEXP_CONTAINS(ship_date, r'^\\d{4}-\\d{2}-\\d{2}$');</w:t>
+        <w:t xml:space="preserve">SELECT </w:t>
+      </w:r>
+      <w:proofErr w:type="spellStart"/>
+      <w:r>
+        <w:t>shipment_id</w:t>
+      </w:r>
+      <w:proofErr w:type="spellEnd"/>
+      <w:r>
+        <w:t>,</w:t>
+      </w:r>
+    </w:p>
+    <w:p>
+      <w:r>
+        <w:t xml:space="preserve">       PARSE_</w:t>
+      </w:r>
+      <w:proofErr w:type="gramStart"/>
+      <w:r>
+        <w:t>DATE(</w:t>
+      </w:r>
+      <w:proofErr w:type="gramEnd"/>
+      <w:r>
+        <w:t xml:space="preserve">'%Y-%m-%d', </w:t>
+      </w:r>
+      <w:proofErr w:type="spellStart"/>
+      <w:r>
+        <w:t>ship_date</w:t>
+      </w:r>
+      <w:proofErr w:type="spellEnd"/>
+      <w:r>
+        <w:t xml:space="preserve">) AS </w:t>
+      </w:r>
+      <w:proofErr w:type="spellStart"/>
+      <w:r>
+        <w:t>cleaned_ship_date</w:t>
+      </w:r>
+      <w:proofErr w:type="spellEnd"/>
+    </w:p>
+    <w:p>
+      <w:r>
+        <w:t xml:space="preserve">FROM </w:t>
+      </w:r>
+      <w:proofErr w:type="spellStart"/>
+      <w:proofErr w:type="gramStart"/>
+      <w:r>
+        <w:t>logistics.dirty</w:t>
+      </w:r>
+      <w:proofErr w:type="gramEnd"/>
+      <w:r>
+        <w:t>_shipments</w:t>
+      </w:r>
+      <w:proofErr w:type="spellEnd"/>
+    </w:p>
+    <w:p>
+      <w:r>
+        <w:t>WHERE REGEXP_</w:t>
+      </w:r>
+      <w:proofErr w:type="gramStart"/>
+      <w:r>
+        <w:t>CONTAINS(</w:t>
+      </w:r>
+      <w:proofErr w:type="spellStart"/>
+      <w:proofErr w:type="gramEnd"/>
+      <w:r>
+        <w:t>ship_date</w:t>
+      </w:r>
+      <w:proofErr w:type="spellEnd"/>
+      <w:r>
+        <w:t>, r'^\\d{4}-\\d{2}-</w:t>
+      </w:r>
+      <w:proofErr w:type="gramStart"/>
+      <w:r>
+        <w:t>\\d{2}$</w:t>
+      </w:r>
+      <w:proofErr w:type="gramEnd"/>
+      <w:r>
+        <w:t>');</w:t>
       </w:r>
     </w:p>
     <w:p>
@@ -2046,7 +2473,15 @@
         <w:t>Big Query</w:t>
       </w:r>
       <w:r>
-        <w:t xml:space="preserve"> DATE format using PARSE_DATE().</w:t>
+        <w:t xml:space="preserve"> DATE format using PARSE_</w:t>
+      </w:r>
+      <w:proofErr w:type="gramStart"/>
+      <w:r>
+        <w:t>DATE(</w:t>
+      </w:r>
+      <w:proofErr w:type="gramEnd"/>
+      <w:r>
+        <w:t>).</w:t>
       </w:r>
     </w:p>
     <w:p>
@@ -2151,82 +2586,203 @@
           <w:b/>
           <w:bCs/>
         </w:rPr>
-        <w:t>SELECT shipment_id,</w:t>
-      </w:r>
-    </w:p>
-    <w:p>
-      <w:pPr>
-        <w:rPr>
-          <w:b/>
-          <w:bCs/>
-        </w:rPr>
-      </w:pPr>
-      <w:r>
-        <w:rPr>
-          <w:b/>
-          <w:bCs/>
-        </w:rPr>
-        <w:t>       ship_date,</w:t>
-      </w:r>
-    </w:p>
-    <w:p>
-      <w:pPr>
-        <w:rPr>
-          <w:b/>
-          <w:bCs/>
-        </w:rPr>
-      </w:pPr>
-      <w:r>
-        <w:rPr>
-          <w:b/>
-          <w:bCs/>
-        </w:rPr>
-        <w:t>       delivery_date</w:t>
-      </w:r>
-    </w:p>
-    <w:p>
-      <w:pPr>
-        <w:rPr>
-          <w:b/>
-          <w:bCs/>
-        </w:rPr>
-      </w:pPr>
-      <w:r>
-        <w:rPr>
-          <w:b/>
-          <w:bCs/>
-        </w:rPr>
-        <w:t>FROM `scaler-data-science-sql-411623.logistics.dirty_shipments`</w:t>
-      </w:r>
-    </w:p>
-    <w:p>
-      <w:pPr>
-        <w:rPr>
-          <w:b/>
-          <w:bCs/>
-        </w:rPr>
-      </w:pPr>
-      <w:r>
-        <w:rPr>
-          <w:b/>
-          <w:bCs/>
-        </w:rPr>
-        <w:t>WHERE SAFE.PARSE_DATE('%Y-%m-%d', delivery_date)</w:t>
-      </w:r>
-    </w:p>
-    <w:p>
-      <w:pPr>
-        <w:rPr>
-          <w:b/>
-          <w:bCs/>
-        </w:rPr>
-      </w:pPr>
-      <w:r>
-        <w:rPr>
-          <w:b/>
-          <w:bCs/>
-        </w:rPr>
-        <w:t>    &lt; SAFE.PARSE_DATE('%Y-%m-%d', ship_date);</w:t>
+        <w:t xml:space="preserve">SELECT </w:t>
+      </w:r>
+      <w:proofErr w:type="spellStart"/>
+      <w:r>
+        <w:rPr>
+          <w:b/>
+          <w:bCs/>
+        </w:rPr>
+        <w:t>shipment_id</w:t>
+      </w:r>
+      <w:proofErr w:type="spellEnd"/>
+      <w:r>
+        <w:rPr>
+          <w:b/>
+          <w:bCs/>
+        </w:rPr>
+        <w:t>,</w:t>
+      </w:r>
+    </w:p>
+    <w:p>
+      <w:pPr>
+        <w:rPr>
+          <w:b/>
+          <w:bCs/>
+        </w:rPr>
+      </w:pPr>
+      <w:r>
+        <w:rPr>
+          <w:b/>
+          <w:bCs/>
+        </w:rPr>
+        <w:t>       </w:t>
+      </w:r>
+      <w:proofErr w:type="spellStart"/>
+      <w:r>
+        <w:rPr>
+          <w:b/>
+          <w:bCs/>
+        </w:rPr>
+        <w:t>ship_date</w:t>
+      </w:r>
+      <w:proofErr w:type="spellEnd"/>
+      <w:r>
+        <w:rPr>
+          <w:b/>
+          <w:bCs/>
+        </w:rPr>
+        <w:t>,</w:t>
+      </w:r>
+    </w:p>
+    <w:p>
+      <w:pPr>
+        <w:rPr>
+          <w:b/>
+          <w:bCs/>
+        </w:rPr>
+      </w:pPr>
+      <w:r>
+        <w:rPr>
+          <w:b/>
+          <w:bCs/>
+        </w:rPr>
+        <w:t>       </w:t>
+      </w:r>
+      <w:proofErr w:type="spellStart"/>
+      <w:r>
+        <w:rPr>
+          <w:b/>
+          <w:bCs/>
+        </w:rPr>
+        <w:t>delivery_date</w:t>
+      </w:r>
+      <w:proofErr w:type="spellEnd"/>
+    </w:p>
+    <w:p>
+      <w:pPr>
+        <w:rPr>
+          <w:b/>
+          <w:bCs/>
+        </w:rPr>
+      </w:pPr>
+      <w:r>
+        <w:rPr>
+          <w:b/>
+          <w:bCs/>
+        </w:rPr>
+        <w:t>FROM `scaler-data-science-sql-</w:t>
+      </w:r>
+      <w:proofErr w:type="gramStart"/>
+      <w:r>
+        <w:rPr>
+          <w:b/>
+          <w:bCs/>
+        </w:rPr>
+        <w:t>411623.logistics.dirty</w:t>
+      </w:r>
+      <w:proofErr w:type="gramEnd"/>
+      <w:r>
+        <w:rPr>
+          <w:b/>
+          <w:bCs/>
+        </w:rPr>
+        <w:t>_shipments`</w:t>
+      </w:r>
+    </w:p>
+    <w:p>
+      <w:pPr>
+        <w:rPr>
+          <w:b/>
+          <w:bCs/>
+        </w:rPr>
+      </w:pPr>
+      <w:r>
+        <w:rPr>
+          <w:b/>
+          <w:bCs/>
+        </w:rPr>
+        <w:t>WHERE SAFE.PARSE_</w:t>
+      </w:r>
+      <w:proofErr w:type="gramStart"/>
+      <w:r>
+        <w:rPr>
+          <w:b/>
+          <w:bCs/>
+        </w:rPr>
+        <w:t>DATE(</w:t>
+      </w:r>
+      <w:proofErr w:type="gramEnd"/>
+      <w:r>
+        <w:rPr>
+          <w:b/>
+          <w:bCs/>
+        </w:rPr>
+        <w:t xml:space="preserve">'%Y-%m-%d', </w:t>
+      </w:r>
+      <w:proofErr w:type="spellStart"/>
+      <w:r>
+        <w:rPr>
+          <w:b/>
+          <w:bCs/>
+        </w:rPr>
+        <w:t>delivery_date</w:t>
+      </w:r>
+      <w:proofErr w:type="spellEnd"/>
+      <w:r>
+        <w:rPr>
+          <w:b/>
+          <w:bCs/>
+        </w:rPr>
+        <w:t>)</w:t>
+      </w:r>
+    </w:p>
+    <w:p>
+      <w:pPr>
+        <w:rPr>
+          <w:b/>
+          <w:bCs/>
+        </w:rPr>
+      </w:pPr>
+      <w:r>
+        <w:rPr>
+          <w:b/>
+          <w:bCs/>
+        </w:rPr>
+        <w:t>    &lt; SAFE.PARSE_</w:t>
+      </w:r>
+      <w:proofErr w:type="gramStart"/>
+      <w:r>
+        <w:rPr>
+          <w:b/>
+          <w:bCs/>
+        </w:rPr>
+        <w:t>DATE(</w:t>
+      </w:r>
+      <w:proofErr w:type="gramEnd"/>
+      <w:r>
+        <w:rPr>
+          <w:b/>
+          <w:bCs/>
+        </w:rPr>
+        <w:t xml:space="preserve">'%Y-%m-%d', </w:t>
+      </w:r>
+      <w:proofErr w:type="spellStart"/>
+      <w:r>
+        <w:rPr>
+          <w:b/>
+          <w:bCs/>
+        </w:rPr>
+        <w:t>ship_date</w:t>
+      </w:r>
+      <w:proofErr w:type="spellEnd"/>
+      <w:r>
+        <w:rPr>
+          <w:b/>
+          <w:bCs/>
+        </w:rPr>
+        <w:t>);</w:t>
       </w:r>
     </w:p>
     <w:p>
@@ -2388,7 +2944,23 @@
           <w:b/>
           <w:bCs/>
         </w:rPr>
-        <w:t>Question 8 — Remove Duplicate Records Using ROW_NUMBER()</w:t>
+        <w:t>Question 8 — Remove Duplicate Records Using ROW_</w:t>
+      </w:r>
+      <w:proofErr w:type="gramStart"/>
+      <w:r>
+        <w:rPr>
+          <w:b/>
+          <w:bCs/>
+        </w:rPr>
+        <w:t>NUMBER(</w:t>
+      </w:r>
+      <w:proofErr w:type="gramEnd"/>
+      <w:r>
+        <w:rPr>
+          <w:b/>
+          <w:bCs/>
+        </w:rPr>
+        <w:t>)</w:t>
       </w:r>
     </w:p>
     <w:p>
@@ -2408,7 +2980,15 @@
     </w:p>
     <w:p>
       <w:r>
-        <w:t>WITH duplicates_removed AS (</w:t>
+        <w:t xml:space="preserve">WITH </w:t>
+      </w:r>
+      <w:proofErr w:type="spellStart"/>
+      <w:r>
+        <w:t>duplicates_removed</w:t>
+      </w:r>
+      <w:proofErr w:type="spellEnd"/>
+      <w:r>
+        <w:t xml:space="preserve"> AS (</w:t>
       </w:r>
     </w:p>
     <w:p>
@@ -2418,28 +2998,66 @@
     </w:p>
     <w:p>
       <w:r>
-        <w:t xml:space="preserve">           ROW_NUMBER() OVER(</w:t>
-      </w:r>
-    </w:p>
-    <w:p>
-      <w:r>
-        <w:t xml:space="preserve">               PARTITION BY shipment_id</w:t>
-      </w:r>
-    </w:p>
-    <w:p>
-      <w:r>
-        <w:t xml:space="preserve">               ORDER BY shipment_id</w:t>
-      </w:r>
-    </w:p>
-    <w:p>
-      <w:r>
-        <w:t xml:space="preserve">           ) AS rn</w:t>
-      </w:r>
-    </w:p>
-    <w:p>
-      <w:r>
-        <w:t xml:space="preserve">    FROM logistics.dirty_shipments</w:t>
-      </w:r>
+        <w:t xml:space="preserve">           ROW_</w:t>
+      </w:r>
+      <w:proofErr w:type="gramStart"/>
+      <w:r>
+        <w:t>NUMBER(</w:t>
+      </w:r>
+      <w:proofErr w:type="gramEnd"/>
+      <w:r>
+        <w:t xml:space="preserve">) </w:t>
+      </w:r>
+      <w:proofErr w:type="gramStart"/>
+      <w:r>
+        <w:t>OVER(</w:t>
+      </w:r>
+      <w:proofErr w:type="gramEnd"/>
+    </w:p>
+    <w:p>
+      <w:r>
+        <w:t xml:space="preserve">               PARTITION BY </w:t>
+      </w:r>
+      <w:proofErr w:type="spellStart"/>
+      <w:r>
+        <w:t>shipment_id</w:t>
+      </w:r>
+      <w:proofErr w:type="spellEnd"/>
+    </w:p>
+    <w:p>
+      <w:r>
+        <w:t xml:space="preserve">               ORDER BY </w:t>
+      </w:r>
+      <w:proofErr w:type="spellStart"/>
+      <w:r>
+        <w:t>shipment_id</w:t>
+      </w:r>
+      <w:proofErr w:type="spellEnd"/>
+    </w:p>
+    <w:p>
+      <w:r>
+        <w:t xml:space="preserve">           ) AS </w:t>
+      </w:r>
+      <w:proofErr w:type="spellStart"/>
+      <w:r>
+        <w:t>rn</w:t>
+      </w:r>
+      <w:proofErr w:type="spellEnd"/>
+    </w:p>
+    <w:p>
+      <w:r>
+        <w:t xml:space="preserve">    FROM </w:t>
+      </w:r>
+      <w:proofErr w:type="spellStart"/>
+      <w:proofErr w:type="gramStart"/>
+      <w:r>
+        <w:t>logistics.dirty</w:t>
+      </w:r>
+      <w:proofErr w:type="gramEnd"/>
+      <w:r>
+        <w:t>_shipments</w:t>
+      </w:r>
+      <w:proofErr w:type="spellEnd"/>
     </w:p>
     <w:p>
       <w:r>
@@ -2454,12 +3072,25 @@
     </w:p>
     <w:p>
       <w:r>
-        <w:t>FROM duplicates_removed</w:t>
-      </w:r>
-    </w:p>
-    <w:p>
-      <w:r>
-        <w:t>WHERE rn = 1;</w:t>
+        <w:t xml:space="preserve">FROM </w:t>
+      </w:r>
+      <w:proofErr w:type="spellStart"/>
+      <w:r>
+        <w:t>duplicates_removed</w:t>
+      </w:r>
+      <w:proofErr w:type="spellEnd"/>
+    </w:p>
+    <w:p>
+      <w:r>
+        <w:t xml:space="preserve">WHERE </w:t>
+      </w:r>
+      <w:proofErr w:type="spellStart"/>
+      <w:r>
+        <w:t>rn</w:t>
+      </w:r>
+      <w:proofErr w:type="spellEnd"/>
+      <w:r>
+        <w:t xml:space="preserve"> = 1;</w:t>
       </w:r>
     </w:p>
     <w:p>
@@ -2587,7 +3218,15 @@
     </w:p>
     <w:p>
       <w:r>
-        <w:t>ROW_NUMBER() is commonly used in production ETL pipelines for deduplication.</w:t>
+        <w:t>ROW_</w:t>
+      </w:r>
+      <w:proofErr w:type="gramStart"/>
+      <w:r>
+        <w:t>NUMBER(</w:t>
+      </w:r>
+      <w:proofErr w:type="gramEnd"/>
+      <w:r>
+        <w:t>) is commonly used in production ETL pipelines for deduplication.</w:t>
       </w:r>
     </w:p>
     <w:p>
@@ -2629,7 +3268,20 @@
     </w:p>
     <w:p>
       <w:r>
-        <w:t>CREATE OR REPLACE TABLE logistics.cleaned_shipments AS</w:t>
+        <w:t xml:space="preserve">CREATE OR REPLACE TABLE </w:t>
+      </w:r>
+      <w:proofErr w:type="spellStart"/>
+      <w:proofErr w:type="gramStart"/>
+      <w:r>
+        <w:t>logistics.cleaned</w:t>
+      </w:r>
+      <w:proofErr w:type="gramEnd"/>
+      <w:r>
+        <w:t>_shipments</w:t>
+      </w:r>
+      <w:proofErr w:type="spellEnd"/>
+      <w:r>
+        <w:t xml:space="preserve"> AS</w:t>
       </w:r>
     </w:p>
     <w:p>
@@ -2639,63 +3291,249 @@
     </w:p>
     <w:p>
       <w:r>
-        <w:t xml:space="preserve">    shipment_id,</w:t>
-      </w:r>
-    </w:p>
-    <w:p>
-      <w:r>
-        <w:t xml:space="preserve">    UPPER(TRIM(origin_warehouse)) AS origin_warehouse,</w:t>
-      </w:r>
-    </w:p>
-    <w:p>
-      <w:r>
-        <w:t xml:space="preserve">    INITCAP(TRIM(destination_city)) AS destination_city,</w:t>
-      </w:r>
-    </w:p>
-    <w:p>
-      <w:r>
-        <w:t xml:space="preserve">    UPPER(TRIM(destination_state)) AS destination_state,</w:t>
+        <w:t xml:space="preserve">    </w:t>
+      </w:r>
+      <w:proofErr w:type="spellStart"/>
+      <w:r>
+        <w:t>shipment_id</w:t>
+      </w:r>
+      <w:proofErr w:type="spellEnd"/>
+      <w:r>
+        <w:t>,</w:t>
+      </w:r>
+    </w:p>
+    <w:p>
+      <w:r>
+        <w:t xml:space="preserve">    UPPER(</w:t>
+      </w:r>
+      <w:proofErr w:type="gramStart"/>
+      <w:r>
+        <w:t>TRIM(</w:t>
+      </w:r>
+      <w:proofErr w:type="spellStart"/>
+      <w:proofErr w:type="gramEnd"/>
+      <w:r>
+        <w:t>origin_warehouse</w:t>
+      </w:r>
+      <w:proofErr w:type="spellEnd"/>
+      <w:r>
+        <w:t xml:space="preserve">)) AS </w:t>
+      </w:r>
+      <w:proofErr w:type="spellStart"/>
+      <w:r>
+        <w:t>origin_warehouse</w:t>
+      </w:r>
+      <w:proofErr w:type="spellEnd"/>
+      <w:r>
+        <w:t>,</w:t>
+      </w:r>
+    </w:p>
+    <w:p>
+      <w:r>
+        <w:t xml:space="preserve">    INITCAP(</w:t>
+      </w:r>
+      <w:proofErr w:type="gramStart"/>
+      <w:r>
+        <w:t>TRIM(</w:t>
+      </w:r>
+      <w:proofErr w:type="spellStart"/>
+      <w:proofErr w:type="gramEnd"/>
+      <w:r>
+        <w:t>destination_city</w:t>
+      </w:r>
+      <w:proofErr w:type="spellEnd"/>
+      <w:r>
+        <w:t xml:space="preserve">)) AS </w:t>
+      </w:r>
+      <w:proofErr w:type="spellStart"/>
+      <w:r>
+        <w:t>destination_city</w:t>
+      </w:r>
+      <w:proofErr w:type="spellEnd"/>
+      <w:r>
+        <w:t>,</w:t>
+      </w:r>
+    </w:p>
+    <w:p>
+      <w:r>
+        <w:t xml:space="preserve">    UPPER(</w:t>
+      </w:r>
+      <w:proofErr w:type="gramStart"/>
+      <w:r>
+        <w:t>TRIM(</w:t>
+      </w:r>
+      <w:proofErr w:type="spellStart"/>
+      <w:proofErr w:type="gramEnd"/>
+      <w:r>
+        <w:t>destination_state</w:t>
+      </w:r>
+      <w:proofErr w:type="spellEnd"/>
+      <w:r>
+        <w:t xml:space="preserve">)) AS </w:t>
+      </w:r>
+      <w:proofErr w:type="spellStart"/>
+      <w:r>
+        <w:t>destination_state</w:t>
+      </w:r>
+      <w:proofErr w:type="spellEnd"/>
+      <w:r>
+        <w:t>,</w:t>
       </w:r>
     </w:p>
     <w:p>
       <w:r>
         <w:lastRenderedPageBreak/>
-        <w:t xml:space="preserve">    INITCAP(TRIM(carrier)) AS carrier,</w:t>
-      </w:r>
-    </w:p>
-    <w:p>
-      <w:r>
-        <w:t xml:space="preserve">    SAFE_CAST(weight_kg AS FLOAT64) AS weight_kg,</w:t>
-      </w:r>
-    </w:p>
-    <w:p>
-      <w:r>
-        <w:t xml:space="preserve">    SAFE_CAST(freight_cost AS FLOAT64) AS freight_cost,</w:t>
-      </w:r>
-    </w:p>
-    <w:p>
-      <w:r>
-        <w:t xml:space="preserve">    INITCAP(TRIM(shipment_status)) AS shipment_status,</w:t>
-      </w:r>
-    </w:p>
-    <w:p>
-      <w:r>
-        <w:t xml:space="preserve">    items_count,</w:t>
-      </w:r>
-    </w:p>
-    <w:p>
-      <w:r>
-        <w:t xml:space="preserve">    INITCAP(TRIM(damage_reported)) AS damage_reported</w:t>
-      </w:r>
-    </w:p>
-    <w:p>
-      <w:r>
-        <w:t>FROM logistics.dirty_shipments</w:t>
-      </w:r>
-    </w:p>
-    <w:p>
-      <w:r>
-        <w:t>WHERE weight_kg &gt; 0;</w:t>
+        <w:t xml:space="preserve">    INITCAP(</w:t>
+      </w:r>
+      <w:proofErr w:type="gramStart"/>
+      <w:r>
+        <w:t>TRIM(</w:t>
+      </w:r>
+      <w:proofErr w:type="gramEnd"/>
+      <w:r>
+        <w:t>carrier)) AS carrier,</w:t>
+      </w:r>
+    </w:p>
+    <w:p>
+      <w:r>
+        <w:t xml:space="preserve">    SAFE_</w:t>
+      </w:r>
+      <w:proofErr w:type="gramStart"/>
+      <w:r>
+        <w:t>CAST(</w:t>
+      </w:r>
+      <w:proofErr w:type="spellStart"/>
+      <w:proofErr w:type="gramEnd"/>
+      <w:r>
+        <w:t>weight_kg</w:t>
+      </w:r>
+      <w:proofErr w:type="spellEnd"/>
+      <w:r>
+        <w:t xml:space="preserve"> AS FLOAT64) AS </w:t>
+      </w:r>
+      <w:proofErr w:type="spellStart"/>
+      <w:r>
+        <w:t>weight_kg</w:t>
+      </w:r>
+      <w:proofErr w:type="spellEnd"/>
+      <w:r>
+        <w:t>,</w:t>
+      </w:r>
+    </w:p>
+    <w:p>
+      <w:r>
+        <w:t xml:space="preserve">    SAFE_</w:t>
+      </w:r>
+      <w:proofErr w:type="gramStart"/>
+      <w:r>
+        <w:t>CAST(</w:t>
+      </w:r>
+      <w:proofErr w:type="spellStart"/>
+      <w:proofErr w:type="gramEnd"/>
+      <w:r>
+        <w:t>freight_cost</w:t>
+      </w:r>
+      <w:proofErr w:type="spellEnd"/>
+      <w:r>
+        <w:t xml:space="preserve"> AS FLOAT64) AS </w:t>
+      </w:r>
+      <w:proofErr w:type="spellStart"/>
+      <w:r>
+        <w:t>freight_cost</w:t>
+      </w:r>
+      <w:proofErr w:type="spellEnd"/>
+      <w:r>
+        <w:t>,</w:t>
+      </w:r>
+    </w:p>
+    <w:p>
+      <w:r>
+        <w:t xml:space="preserve">    INITCAP(</w:t>
+      </w:r>
+      <w:proofErr w:type="gramStart"/>
+      <w:r>
+        <w:t>TRIM(</w:t>
+      </w:r>
+      <w:proofErr w:type="spellStart"/>
+      <w:proofErr w:type="gramEnd"/>
+      <w:r>
+        <w:t>shipment_status</w:t>
+      </w:r>
+      <w:proofErr w:type="spellEnd"/>
+      <w:r>
+        <w:t xml:space="preserve">)) AS </w:t>
+      </w:r>
+      <w:proofErr w:type="spellStart"/>
+      <w:r>
+        <w:t>shipment_status</w:t>
+      </w:r>
+      <w:proofErr w:type="spellEnd"/>
+      <w:r>
+        <w:t>,</w:t>
+      </w:r>
+    </w:p>
+    <w:p>
+      <w:r>
+        <w:t xml:space="preserve">    </w:t>
+      </w:r>
+      <w:proofErr w:type="spellStart"/>
+      <w:r>
+        <w:t>items_count</w:t>
+      </w:r>
+      <w:proofErr w:type="spellEnd"/>
+      <w:r>
+        <w:t>,</w:t>
+      </w:r>
+    </w:p>
+    <w:p>
+      <w:r>
+        <w:t xml:space="preserve">    INITCAP(</w:t>
+      </w:r>
+      <w:proofErr w:type="gramStart"/>
+      <w:r>
+        <w:t>TRIM(</w:t>
+      </w:r>
+      <w:proofErr w:type="spellStart"/>
+      <w:proofErr w:type="gramEnd"/>
+      <w:r>
+        <w:t>damage_reported</w:t>
+      </w:r>
+      <w:proofErr w:type="spellEnd"/>
+      <w:r>
+        <w:t xml:space="preserve">)) AS </w:t>
+      </w:r>
+      <w:proofErr w:type="spellStart"/>
+      <w:r>
+        <w:t>damage_reported</w:t>
+      </w:r>
+      <w:proofErr w:type="spellEnd"/>
+    </w:p>
+    <w:p>
+      <w:r>
+        <w:t xml:space="preserve">FROM </w:t>
+      </w:r>
+      <w:proofErr w:type="spellStart"/>
+      <w:proofErr w:type="gramStart"/>
+      <w:r>
+        <w:t>logistics.dirty</w:t>
+      </w:r>
+      <w:proofErr w:type="gramEnd"/>
+      <w:r>
+        <w:t>_shipments</w:t>
+      </w:r>
+      <w:proofErr w:type="spellEnd"/>
+    </w:p>
+    <w:p>
+      <w:r>
+        <w:t xml:space="preserve">WHERE </w:t>
+      </w:r>
+      <w:proofErr w:type="spellStart"/>
+      <w:r>
+        <w:t>weight_kg</w:t>
+      </w:r>
+      <w:proofErr w:type="spellEnd"/>
+      <w:r>
+        <w:t xml:space="preserve"> &gt; 0;</w:t>
       </w:r>
     </w:p>
     <w:p>
@@ -2920,39 +3758,223 @@
       </w:r>
     </w:p>
     <w:p>
-      <w:r>
-        <w:t>SELECT shipment_id,</w:t>
-      </w:r>
-    </w:p>
-    <w:p>
-      <w:r>
-        <w:t xml:space="preserve">       DATE_DIFF(</w:t>
-      </w:r>
-    </w:p>
-    <w:p>
-      <w:r>
-        <w:t xml:space="preserve">           PARSE_DATE('%Y-%m-%d', delivery_date),</w:t>
-      </w:r>
-    </w:p>
-    <w:p>
-      <w:r>
-        <w:t xml:space="preserve">           PARSE_DATE('%Y-%m-%d', ship_date),</w:t>
-      </w:r>
-    </w:p>
-    <w:p>
-      <w:r>
-        <w:t xml:space="preserve">           DAY</w:t>
-      </w:r>
-    </w:p>
-    <w:p>
-      <w:r>
-        <w:t xml:space="preserve">       ) AS delivery_days</w:t>
-      </w:r>
-    </w:p>
-    <w:p>
-      <w:r>
-        <w:t>FROM logistics.dirty_shipments;</w:t>
-      </w:r>
+      <w:pPr>
+        <w:rPr>
+          <w:b/>
+          <w:bCs/>
+        </w:rPr>
+      </w:pPr>
+      <w:r>
+        <w:rPr>
+          <w:b/>
+          <w:bCs/>
+        </w:rPr>
+        <w:t xml:space="preserve">SELECT </w:t>
+      </w:r>
+      <w:proofErr w:type="spellStart"/>
+      <w:r>
+        <w:rPr>
+          <w:b/>
+          <w:bCs/>
+        </w:rPr>
+        <w:t>shipment_id</w:t>
+      </w:r>
+      <w:proofErr w:type="spellEnd"/>
+      <w:r>
+        <w:rPr>
+          <w:b/>
+          <w:bCs/>
+        </w:rPr>
+        <w:t>,</w:t>
+      </w:r>
+    </w:p>
+    <w:p>
+      <w:pPr>
+        <w:rPr>
+          <w:b/>
+          <w:bCs/>
+        </w:rPr>
+      </w:pPr>
+      <w:r>
+        <w:rPr>
+          <w:b/>
+          <w:bCs/>
+        </w:rPr>
+        <w:t>       </w:t>
+      </w:r>
+      <w:proofErr w:type="spellStart"/>
+      <w:r>
+        <w:rPr>
+          <w:b/>
+          <w:bCs/>
+        </w:rPr>
+        <w:t>ship_date</w:t>
+      </w:r>
+      <w:proofErr w:type="spellEnd"/>
+      <w:r>
+        <w:rPr>
+          <w:b/>
+          <w:bCs/>
+        </w:rPr>
+        <w:t>,</w:t>
+      </w:r>
+    </w:p>
+    <w:p>
+      <w:pPr>
+        <w:rPr>
+          <w:b/>
+          <w:bCs/>
+        </w:rPr>
+      </w:pPr>
+      <w:r>
+        <w:rPr>
+          <w:b/>
+          <w:bCs/>
+        </w:rPr>
+        <w:t>       </w:t>
+      </w:r>
+      <w:proofErr w:type="spellStart"/>
+      <w:r>
+        <w:rPr>
+          <w:b/>
+          <w:bCs/>
+        </w:rPr>
+        <w:t>delivery_date</w:t>
+      </w:r>
+      <w:proofErr w:type="spellEnd"/>
+    </w:p>
+    <w:p>
+      <w:pPr>
+        <w:rPr>
+          <w:b/>
+          <w:bCs/>
+        </w:rPr>
+      </w:pPr>
+      <w:r>
+        <w:rPr>
+          <w:b/>
+          <w:bCs/>
+        </w:rPr>
+        <w:t>FROM `scaler-data-science-sql-</w:t>
+      </w:r>
+      <w:proofErr w:type="gramStart"/>
+      <w:r>
+        <w:rPr>
+          <w:b/>
+          <w:bCs/>
+        </w:rPr>
+        <w:t>411623.logistics.dirty</w:t>
+      </w:r>
+      <w:proofErr w:type="gramEnd"/>
+      <w:r>
+        <w:rPr>
+          <w:b/>
+          <w:bCs/>
+        </w:rPr>
+        <w:t>_shipments`</w:t>
+      </w:r>
+    </w:p>
+    <w:p>
+      <w:pPr>
+        <w:rPr>
+          <w:b/>
+          <w:bCs/>
+        </w:rPr>
+      </w:pPr>
+      <w:r>
+        <w:rPr>
+          <w:b/>
+          <w:bCs/>
+        </w:rPr>
+        <w:t>WHERE SAFE.PARSE_</w:t>
+      </w:r>
+      <w:proofErr w:type="gramStart"/>
+      <w:r>
+        <w:rPr>
+          <w:b/>
+          <w:bCs/>
+        </w:rPr>
+        <w:t>DATE(</w:t>
+      </w:r>
+      <w:proofErr w:type="gramEnd"/>
+      <w:r>
+        <w:rPr>
+          <w:b/>
+          <w:bCs/>
+        </w:rPr>
+        <w:t xml:space="preserve">'%Y-%m-%d', </w:t>
+      </w:r>
+      <w:proofErr w:type="spellStart"/>
+      <w:r>
+        <w:rPr>
+          <w:b/>
+          <w:bCs/>
+        </w:rPr>
+        <w:t>delivery_date</w:t>
+      </w:r>
+      <w:proofErr w:type="spellEnd"/>
+      <w:r>
+        <w:rPr>
+          <w:b/>
+          <w:bCs/>
+        </w:rPr>
+        <w:t>)</w:t>
+      </w:r>
+    </w:p>
+    <w:p>
+      <w:pPr>
+        <w:rPr>
+          <w:b/>
+          <w:bCs/>
+        </w:rPr>
+      </w:pPr>
+      <w:r>
+        <w:rPr>
+          <w:b/>
+          <w:bCs/>
+        </w:rPr>
+        <w:t>    &lt; SAFE.PARSE_</w:t>
+      </w:r>
+      <w:proofErr w:type="gramStart"/>
+      <w:r>
+        <w:rPr>
+          <w:b/>
+          <w:bCs/>
+        </w:rPr>
+        <w:t>DATE(</w:t>
+      </w:r>
+      <w:proofErr w:type="gramEnd"/>
+      <w:r>
+        <w:rPr>
+          <w:b/>
+          <w:bCs/>
+        </w:rPr>
+        <w:t xml:space="preserve">'%Y-%m-%d', </w:t>
+      </w:r>
+      <w:proofErr w:type="spellStart"/>
+      <w:r>
+        <w:rPr>
+          <w:b/>
+          <w:bCs/>
+        </w:rPr>
+        <w:t>ship_date</w:t>
+      </w:r>
+      <w:proofErr w:type="spellEnd"/>
+      <w:r>
+        <w:rPr>
+          <w:b/>
+          <w:bCs/>
+        </w:rPr>
+        <w:t>);</w:t>
+      </w:r>
+    </w:p>
+    <w:p>
+      <w:pPr>
+        <w:rPr>
+          <w:b/>
+          <w:bCs/>
+        </w:rPr>
+      </w:pPr>
     </w:p>
     <w:p>
       <w:r>
@@ -3031,7 +4053,15 @@
     </w:p>
     <w:p>
       <w:r>
-        <w:t>DATE_DIFF() helps measure operational efficiency.</w:t>
+        <w:t>DATE_</w:t>
+      </w:r>
+      <w:proofErr w:type="gramStart"/>
+      <w:r>
+        <w:t>DIFF(</w:t>
+      </w:r>
+      <w:proofErr w:type="gramEnd"/>
+      <w:r>
+        <w:t>) helps measure operational efficiency.</w:t>
       </w:r>
     </w:p>
     <w:p>
@@ -3423,7 +4453,15 @@
         </w:numPr>
       </w:pPr>
       <w:r>
-        <w:t>Warehouses can be analyzed consistently</w:t>
+        <w:t xml:space="preserve">Warehouses can be </w:t>
+      </w:r>
+      <w:proofErr w:type="spellStart"/>
+      <w:r>
+        <w:t>analyzed</w:t>
+      </w:r>
+      <w:proofErr w:type="spellEnd"/>
+      <w:r>
+        <w:t xml:space="preserve"> consistently</w:t>
       </w:r>
     </w:p>
     <w:p>
@@ -3472,7 +4510,15 @@
     </w:p>
     <w:p>
       <w:r>
-        <w:t>This project demonstrates how SQL and BigQuery can be used to clean operational logistics data.</w:t>
+        <w:t xml:space="preserve">This project demonstrates how SQL and </w:t>
+      </w:r>
+      <w:proofErr w:type="spellStart"/>
+      <w:r>
+        <w:t>BigQuery</w:t>
+      </w:r>
+      <w:proofErr w:type="spellEnd"/>
+      <w:r>
+        <w:t xml:space="preserve"> can be used to clean operational logistics data.</w:t>
       </w:r>
     </w:p>
     <w:p>
@@ -7067,6 +8113,7 @@
   <w:style w:type="character" w:default="1" w:styleId="DefaultParagraphFont">
     <w:name w:val="Default Paragraph Font"/>
     <w:uiPriority w:val="1"/>
+    <w:semiHidden/>
     <w:unhideWhenUsed/>
   </w:style>
   <w:style w:type="table" w:default="1" w:styleId="TableNormal">

--- a/Shipment Data Cleaning Project using BigQuery.docx
+++ b/Shipment Data Cleaning Project using BigQuery.docx
@@ -14,17 +14,8 @@
           <w:b/>
           <w:bCs/>
         </w:rPr>
-        <w:t xml:space="preserve">Shipment Data Cleaning Project using </w:t>
-      </w:r>
-      <w:proofErr w:type="spellStart"/>
-      <w:r>
-        <w:rPr>
-          <w:b/>
-          <w:bCs/>
-        </w:rPr>
-        <w:t>BigQuery</w:t>
-      </w:r>
-      <w:proofErr w:type="spellEnd"/>
+        <w:t>Shipment Data Cleaning Project using BigQuery</w:t>
+      </w:r>
     </w:p>
     <w:p>
       <w:pPr>
@@ -43,15 +34,7 @@
     </w:p>
     <w:p>
       <w:r>
-        <w:t xml:space="preserve">This project focuses on cleaning and validating a logistics shipment dataset using SQL in </w:t>
-      </w:r>
-      <w:proofErr w:type="spellStart"/>
-      <w:r>
-        <w:t>BigQuery</w:t>
-      </w:r>
-      <w:proofErr w:type="spellEnd"/>
-      <w:r>
-        <w:t>. The dataset contains shipment records with multiple data quality issues such as:</w:t>
+        <w:t>This project focuses on cleaning and validating a logistics shipment dataset using SQL in BigQuery. The dataset contains shipment records with multiple data quality issues such as:</w:t>
       </w:r>
     </w:p>
     <w:p>
@@ -290,11 +273,9 @@
             <w:hideMark/>
           </w:tcPr>
           <w:p>
-            <w:proofErr w:type="spellStart"/>
             <w:r>
               <w:t>shipment_id</w:t>
             </w:r>
-            <w:proofErr w:type="spellEnd"/>
           </w:p>
         </w:tc>
         <w:tc>
@@ -321,11 +302,9 @@
             <w:hideMark/>
           </w:tcPr>
           <w:p>
-            <w:proofErr w:type="spellStart"/>
             <w:r>
               <w:t>origin_warehouse</w:t>
             </w:r>
-            <w:proofErr w:type="spellEnd"/>
           </w:p>
         </w:tc>
         <w:tc>
@@ -352,11 +331,9 @@
             <w:hideMark/>
           </w:tcPr>
           <w:p>
-            <w:proofErr w:type="spellStart"/>
             <w:r>
               <w:t>destination_city</w:t>
             </w:r>
-            <w:proofErr w:type="spellEnd"/>
           </w:p>
         </w:tc>
         <w:tc>
@@ -383,11 +360,9 @@
             <w:hideMark/>
           </w:tcPr>
           <w:p>
-            <w:proofErr w:type="spellStart"/>
             <w:r>
               <w:t>destination_state</w:t>
             </w:r>
-            <w:proofErr w:type="spellEnd"/>
           </w:p>
         </w:tc>
         <w:tc>
@@ -443,11 +418,9 @@
             <w:hideMark/>
           </w:tcPr>
           <w:p>
-            <w:proofErr w:type="spellStart"/>
             <w:r>
               <w:t>ship_date</w:t>
             </w:r>
-            <w:proofErr w:type="spellEnd"/>
           </w:p>
         </w:tc>
         <w:tc>
@@ -474,11 +447,9 @@
             <w:hideMark/>
           </w:tcPr>
           <w:p>
-            <w:proofErr w:type="spellStart"/>
             <w:r>
               <w:t>delivery_date</w:t>
             </w:r>
-            <w:proofErr w:type="spellEnd"/>
           </w:p>
         </w:tc>
         <w:tc>
@@ -505,11 +476,9 @@
             <w:hideMark/>
           </w:tcPr>
           <w:p>
-            <w:proofErr w:type="spellStart"/>
             <w:r>
               <w:t>weight_kg</w:t>
             </w:r>
-            <w:proofErr w:type="spellEnd"/>
           </w:p>
         </w:tc>
         <w:tc>
@@ -536,11 +505,9 @@
             <w:hideMark/>
           </w:tcPr>
           <w:p>
-            <w:proofErr w:type="spellStart"/>
             <w:r>
               <w:t>freight_cost</w:t>
             </w:r>
-            <w:proofErr w:type="spellEnd"/>
           </w:p>
         </w:tc>
         <w:tc>
@@ -567,12 +534,10 @@
             <w:hideMark/>
           </w:tcPr>
           <w:p>
-            <w:proofErr w:type="spellStart"/>
             <w:r>
               <w:lastRenderedPageBreak/>
               <w:t>shipment_status</w:t>
             </w:r>
-            <w:proofErr w:type="spellEnd"/>
           </w:p>
         </w:tc>
         <w:tc>
@@ -599,11 +564,9 @@
             <w:hideMark/>
           </w:tcPr>
           <w:p>
-            <w:proofErr w:type="spellStart"/>
             <w:r>
               <w:t>items_count</w:t>
             </w:r>
-            <w:proofErr w:type="spellEnd"/>
           </w:p>
         </w:tc>
         <w:tc>
@@ -630,11 +593,9 @@
             <w:hideMark/>
           </w:tcPr>
           <w:p>
-            <w:proofErr w:type="spellStart"/>
             <w:r>
               <w:t>damage_reported</w:t>
             </w:r>
-            <w:proofErr w:type="spellEnd"/>
           </w:p>
         </w:tc>
         <w:tc>
@@ -774,86 +735,32 @@
           <w:b/>
           <w:bCs/>
         </w:rPr>
-        <w:t xml:space="preserve">Step 1 — Load the Dataset into </w:t>
-      </w:r>
-      <w:proofErr w:type="spellStart"/>
-      <w:r>
-        <w:rPr>
-          <w:b/>
-          <w:bCs/>
-        </w:rPr>
-        <w:t>BigQuery</w:t>
-      </w:r>
-      <w:proofErr w:type="spellEnd"/>
-    </w:p>
-    <w:p>
-      <w:r>
-        <w:t xml:space="preserve">CREATE OR REPLACE TABLE </w:t>
-      </w:r>
-      <w:proofErr w:type="spellStart"/>
-      <w:proofErr w:type="gramStart"/>
-      <w:r>
-        <w:t>logistics.dirty</w:t>
-      </w:r>
-      <w:proofErr w:type="gramEnd"/>
-      <w:r>
-        <w:t>_shipments</w:t>
-      </w:r>
-      <w:proofErr w:type="spellEnd"/>
-      <w:r>
-        <w:t xml:space="preserve"> (</w:t>
-      </w:r>
-    </w:p>
-    <w:p>
-      <w:r>
-        <w:t xml:space="preserve">    </w:t>
-      </w:r>
-      <w:proofErr w:type="spellStart"/>
-      <w:r>
-        <w:t>shipment_id</w:t>
-      </w:r>
-      <w:proofErr w:type="spellEnd"/>
-      <w:r>
-        <w:t xml:space="preserve"> STRING,</w:t>
-      </w:r>
-    </w:p>
-    <w:p>
-      <w:r>
-        <w:t xml:space="preserve">    </w:t>
-      </w:r>
-      <w:proofErr w:type="spellStart"/>
-      <w:r>
-        <w:t>origin_warehouse</w:t>
-      </w:r>
-      <w:proofErr w:type="spellEnd"/>
-      <w:r>
-        <w:t xml:space="preserve"> STRING,</w:t>
-      </w:r>
-    </w:p>
-    <w:p>
-      <w:r>
-        <w:t xml:space="preserve">    </w:t>
-      </w:r>
-      <w:proofErr w:type="spellStart"/>
-      <w:r>
-        <w:t>destination_city</w:t>
-      </w:r>
-      <w:proofErr w:type="spellEnd"/>
-      <w:r>
-        <w:t xml:space="preserve"> STRING,</w:t>
-      </w:r>
-    </w:p>
-    <w:p>
-      <w:r>
-        <w:t xml:space="preserve">    </w:t>
-      </w:r>
-      <w:proofErr w:type="spellStart"/>
-      <w:r>
-        <w:t>destination_state</w:t>
-      </w:r>
-      <w:proofErr w:type="spellEnd"/>
-      <w:r>
-        <w:t xml:space="preserve"> STRING,</w:t>
+        <w:t>Step 1 — Load the Dataset into BigQuery</w:t>
+      </w:r>
+    </w:p>
+    <w:p>
+      <w:r>
+        <w:t>CREATE OR REPLACE TABLE logistics.dirty_shipments (</w:t>
+      </w:r>
+    </w:p>
+    <w:p>
+      <w:r>
+        <w:t xml:space="preserve">    shipment_id STRING,</w:t>
+      </w:r>
+    </w:p>
+    <w:p>
+      <w:r>
+        <w:t xml:space="preserve">    origin_warehouse STRING,</w:t>
+      </w:r>
+    </w:p>
+    <w:p>
+      <w:r>
+        <w:t xml:space="preserve">    destination_city STRING,</w:t>
+      </w:r>
+    </w:p>
+    <w:p>
+      <w:r>
+        <w:t xml:space="preserve">    destination_state STRING,</w:t>
       </w:r>
     </w:p>
     <w:p>
@@ -863,93 +770,37 @@
     </w:p>
     <w:p>
       <w:r>
-        <w:t xml:space="preserve">    </w:t>
-      </w:r>
-      <w:proofErr w:type="spellStart"/>
-      <w:r>
-        <w:t>ship_date</w:t>
-      </w:r>
-      <w:proofErr w:type="spellEnd"/>
-      <w:r>
-        <w:t xml:space="preserve"> STRING,</w:t>
-      </w:r>
-    </w:p>
-    <w:p>
-      <w:r>
-        <w:t xml:space="preserve">    </w:t>
-      </w:r>
-      <w:proofErr w:type="spellStart"/>
-      <w:r>
-        <w:t>delivery_date</w:t>
-      </w:r>
-      <w:proofErr w:type="spellEnd"/>
-      <w:r>
-        <w:t xml:space="preserve"> STRING,</w:t>
-      </w:r>
-    </w:p>
-    <w:p>
-      <w:r>
-        <w:t xml:space="preserve">    </w:t>
-      </w:r>
-      <w:proofErr w:type="spellStart"/>
-      <w:r>
-        <w:t>weight_kg</w:t>
-      </w:r>
-      <w:proofErr w:type="spellEnd"/>
-      <w:r>
-        <w:t xml:space="preserve"> FLOAT64,</w:t>
-      </w:r>
-    </w:p>
-    <w:p>
-      <w:r>
-        <w:t xml:space="preserve">    </w:t>
-      </w:r>
-      <w:proofErr w:type="spellStart"/>
-      <w:r>
-        <w:t>freight_cost</w:t>
-      </w:r>
-      <w:proofErr w:type="spellEnd"/>
-      <w:r>
-        <w:t xml:space="preserve"> FLOAT64,</w:t>
-      </w:r>
-    </w:p>
-    <w:p>
-      <w:r>
-        <w:t xml:space="preserve">    </w:t>
-      </w:r>
-      <w:proofErr w:type="spellStart"/>
-      <w:r>
-        <w:t>shipment_status</w:t>
-      </w:r>
-      <w:proofErr w:type="spellEnd"/>
-      <w:r>
-        <w:t xml:space="preserve"> STRING,</w:t>
-      </w:r>
-    </w:p>
-    <w:p>
-      <w:r>
-        <w:t xml:space="preserve">    </w:t>
-      </w:r>
-      <w:proofErr w:type="spellStart"/>
-      <w:r>
-        <w:t>items_count</w:t>
-      </w:r>
-      <w:proofErr w:type="spellEnd"/>
-      <w:r>
-        <w:t xml:space="preserve"> INT64,</w:t>
-      </w:r>
-    </w:p>
-    <w:p>
-      <w:r>
-        <w:t xml:space="preserve">    </w:t>
-      </w:r>
-      <w:proofErr w:type="spellStart"/>
-      <w:r>
-        <w:t>damage_reported</w:t>
-      </w:r>
-      <w:proofErr w:type="spellEnd"/>
-      <w:r>
-        <w:t xml:space="preserve"> STRING</w:t>
+        <w:t xml:space="preserve">    ship_date STRING,</w:t>
+      </w:r>
+    </w:p>
+    <w:p>
+      <w:r>
+        <w:t xml:space="preserve">    delivery_date STRING,</w:t>
+      </w:r>
+    </w:p>
+    <w:p>
+      <w:r>
+        <w:t xml:space="preserve">    weight_kg FLOAT64,</w:t>
+      </w:r>
+    </w:p>
+    <w:p>
+      <w:r>
+        <w:t xml:space="preserve">    freight_cost FLOAT64,</w:t>
+      </w:r>
+    </w:p>
+    <w:p>
+      <w:r>
+        <w:t xml:space="preserve">    shipment_status STRING,</w:t>
+      </w:r>
+    </w:p>
+    <w:p>
+      <w:r>
+        <w:t xml:space="preserve">    items_count INT64,</w:t>
+      </w:r>
+    </w:p>
+    <w:p>
+      <w:r>
+        <w:t xml:space="preserve">    damage_reported STRING</w:t>
       </w:r>
     </w:p>
     <w:p>
@@ -1012,71 +863,27 @@
     </w:p>
     <w:p>
       <w:r>
-        <w:t xml:space="preserve">SELECT </w:t>
-      </w:r>
-      <w:proofErr w:type="spellStart"/>
-      <w:r>
-        <w:t>shipment_id</w:t>
-      </w:r>
-      <w:proofErr w:type="spellEnd"/>
-      <w:r>
-        <w:t>,</w:t>
-      </w:r>
-    </w:p>
-    <w:p>
-      <w:r>
-        <w:t xml:space="preserve">       </w:t>
-      </w:r>
-      <w:proofErr w:type="gramStart"/>
-      <w:r>
-        <w:t>COUNT(</w:t>
-      </w:r>
-      <w:proofErr w:type="gramEnd"/>
-      <w:r>
-        <w:t xml:space="preserve">*) AS </w:t>
-      </w:r>
-      <w:proofErr w:type="spellStart"/>
-      <w:r>
-        <w:t>duplicate_count</w:t>
-      </w:r>
-      <w:proofErr w:type="spellEnd"/>
-    </w:p>
-    <w:p>
-      <w:r>
-        <w:t xml:space="preserve">FROM </w:t>
-      </w:r>
-      <w:proofErr w:type="spellStart"/>
-      <w:proofErr w:type="gramStart"/>
-      <w:r>
-        <w:t>logistics.dirty</w:t>
-      </w:r>
-      <w:proofErr w:type="gramEnd"/>
-      <w:r>
-        <w:t>_shipments</w:t>
-      </w:r>
-      <w:proofErr w:type="spellEnd"/>
-    </w:p>
-    <w:p>
-      <w:r>
-        <w:t xml:space="preserve">GROUP BY </w:t>
-      </w:r>
-      <w:proofErr w:type="spellStart"/>
-      <w:r>
-        <w:t>shipment_id</w:t>
-      </w:r>
-      <w:proofErr w:type="spellEnd"/>
-    </w:p>
-    <w:p>
-      <w:r>
-        <w:t xml:space="preserve">HAVING </w:t>
-      </w:r>
-      <w:proofErr w:type="gramStart"/>
-      <w:r>
-        <w:t>COUNT(</w:t>
-      </w:r>
-      <w:proofErr w:type="gramEnd"/>
-      <w:r>
-        <w:t>*) &gt; 1;</w:t>
+        <w:t>SELECT shipment_id,</w:t>
+      </w:r>
+    </w:p>
+    <w:p>
+      <w:r>
+        <w:t xml:space="preserve">       COUNT(*) AS duplicate_count</w:t>
+      </w:r>
+    </w:p>
+    <w:p>
+      <w:r>
+        <w:t>FROM logistics.dirty_shipments</w:t>
+      </w:r>
+    </w:p>
+    <w:p>
+      <w:r>
+        <w:t>GROUP BY shipment_id</w:t>
+      </w:r>
+    </w:p>
+    <w:p>
+      <w:r>
+        <w:t>HAVING COUNT(*) &gt; 1;</w:t>
       </w:r>
     </w:p>
     <w:p>
@@ -1162,15 +969,7 @@
         </w:numPr>
       </w:pPr>
       <w:r>
-        <w:t xml:space="preserve">GROUP BY </w:t>
-      </w:r>
-      <w:proofErr w:type="spellStart"/>
-      <w:r>
-        <w:t>shipment_id</w:t>
-      </w:r>
-      <w:proofErr w:type="spellEnd"/>
-      <w:r>
-        <w:t xml:space="preserve"> groups identical shipment IDs.</w:t>
+        <w:t>GROUP BY shipment_id groups identical shipment IDs.</w:t>
       </w:r>
     </w:p>
     <w:p>
@@ -1181,15 +980,7 @@
         </w:numPr>
       </w:pPr>
       <w:r>
-        <w:t xml:space="preserve">HAVING </w:t>
-      </w:r>
-      <w:proofErr w:type="gramStart"/>
-      <w:r>
-        <w:t>COUNT(</w:t>
-      </w:r>
-      <w:proofErr w:type="gramEnd"/>
-      <w:r>
-        <w:t>*) &gt; 1 filters only duplicates.</w:t>
+        <w:t>HAVING COUNT(*) &gt; 1 filters only duplicates.</w:t>
       </w:r>
     </w:p>
     <w:p>
@@ -1259,16 +1050,11 @@
         <w:t xml:space="preserve"> </w:t>
       </w:r>
       <w:r>
-        <w:t xml:space="preserve">duplicate </w:t>
-      </w:r>
-      <w:proofErr w:type="gramStart"/>
-      <w:r>
-        <w:t xml:space="preserve">shipment </w:t>
+        <w:t xml:space="preserve">duplicate shipment </w:t>
       </w:r>
       <w:r>
         <w:t>.</w:t>
       </w:r>
-      <w:proofErr w:type="gramEnd"/>
     </w:p>
     <w:p>
       <w:r>
@@ -1315,56 +1101,22 @@
     </w:p>
     <w:p>
       <w:r>
-        <w:t xml:space="preserve">FROM </w:t>
-      </w:r>
-      <w:proofErr w:type="spellStart"/>
-      <w:proofErr w:type="gramStart"/>
-      <w:r>
-        <w:t>logistics.dirty</w:t>
-      </w:r>
-      <w:proofErr w:type="gramEnd"/>
-      <w:r>
-        <w:t>_shipments</w:t>
-      </w:r>
-      <w:proofErr w:type="spellEnd"/>
-    </w:p>
-    <w:p>
-      <w:r>
-        <w:t xml:space="preserve">WHERE </w:t>
-      </w:r>
-      <w:proofErr w:type="spellStart"/>
-      <w:r>
-        <w:t>ship_date</w:t>
-      </w:r>
-      <w:proofErr w:type="spellEnd"/>
-      <w:r>
-        <w:t xml:space="preserve"> IS NULL</w:t>
-      </w:r>
-    </w:p>
-    <w:p>
-      <w:r>
-        <w:t xml:space="preserve">   OR </w:t>
-      </w:r>
-      <w:proofErr w:type="spellStart"/>
-      <w:r>
-        <w:t>delivery_date</w:t>
-      </w:r>
-      <w:proofErr w:type="spellEnd"/>
-      <w:r>
-        <w:t xml:space="preserve"> IS NULL</w:t>
-      </w:r>
-    </w:p>
-    <w:p>
-      <w:r>
-        <w:t xml:space="preserve">   OR </w:t>
-      </w:r>
-      <w:proofErr w:type="spellStart"/>
-      <w:r>
-        <w:t>damage_reported</w:t>
-      </w:r>
-      <w:proofErr w:type="spellEnd"/>
-      <w:r>
-        <w:t xml:space="preserve"> IS NULL;</w:t>
+        <w:t>FROM logistics.dirty_shipments</w:t>
+      </w:r>
+    </w:p>
+    <w:p>
+      <w:r>
+        <w:t>WHERE ship_date IS NULL</w:t>
+      </w:r>
+    </w:p>
+    <w:p>
+      <w:r>
+        <w:t xml:space="preserve">   OR delivery_date IS NULL</w:t>
+      </w:r>
+    </w:p>
+    <w:p>
+      <w:r>
+        <w:t xml:space="preserve">   OR damage_reported IS NULL;</w:t>
       </w:r>
     </w:p>
     <w:p>
@@ -1551,56 +1303,17 @@
     </w:p>
     <w:p>
       <w:r>
-        <w:t xml:space="preserve">SELECT DISTINCT </w:t>
-      </w:r>
-      <w:proofErr w:type="spellStart"/>
-      <w:r>
-        <w:t>origin_warehouse</w:t>
-      </w:r>
-      <w:proofErr w:type="spellEnd"/>
-      <w:r>
-        <w:t>,</w:t>
-      </w:r>
-    </w:p>
-    <w:p>
-      <w:r>
-        <w:t xml:space="preserve">       UPPER(</w:t>
-      </w:r>
-      <w:proofErr w:type="gramStart"/>
-      <w:r>
-        <w:t>TRIM(</w:t>
-      </w:r>
-      <w:proofErr w:type="spellStart"/>
-      <w:proofErr w:type="gramEnd"/>
-      <w:r>
-        <w:t>origin_warehouse</w:t>
-      </w:r>
-      <w:proofErr w:type="spellEnd"/>
-      <w:r>
-        <w:t xml:space="preserve">)) AS </w:t>
-      </w:r>
-      <w:proofErr w:type="spellStart"/>
-      <w:r>
-        <w:t>standardized_warehouse</w:t>
-      </w:r>
-      <w:proofErr w:type="spellEnd"/>
-    </w:p>
-    <w:p>
-      <w:r>
-        <w:t xml:space="preserve">FROM </w:t>
-      </w:r>
-      <w:proofErr w:type="spellStart"/>
-      <w:proofErr w:type="gramStart"/>
-      <w:r>
-        <w:t>logistics.dirty</w:t>
-      </w:r>
-      <w:proofErr w:type="gramEnd"/>
-      <w:r>
-        <w:t>_shipments</w:t>
-      </w:r>
-      <w:proofErr w:type="spellEnd"/>
-      <w:r>
-        <w:t>;</w:t>
+        <w:t>SELECT DISTINCT origin_warehouse,</w:t>
+      </w:r>
+    </w:p>
+    <w:p>
+      <w:r>
+        <w:t xml:space="preserve">       UPPER(TRIM(origin_warehouse)) AS standardized_warehouse</w:t>
+      </w:r>
+    </w:p>
+    <w:p>
+      <w:r>
+        <w:t>FROM logistics.dirty_shipments;</w:t>
       </w:r>
     </w:p>
     <w:p>
@@ -1685,13 +1398,8 @@
           <w:numId w:val="6"/>
         </w:numPr>
       </w:pPr>
-      <w:proofErr w:type="gramStart"/>
-      <w:r>
-        <w:t>TRIM(</w:t>
-      </w:r>
-      <w:proofErr w:type="gramEnd"/>
-      <w:r>
-        <w:t>) to remove extra spaces</w:t>
+      <w:r>
+        <w:t>TRIM() to remove extra spaces</w:t>
       </w:r>
     </w:p>
     <w:p>
@@ -1701,13 +1409,8 @@
           <w:numId w:val="6"/>
         </w:numPr>
       </w:pPr>
-      <w:proofErr w:type="gramStart"/>
-      <w:r>
-        <w:t>UPPER(</w:t>
-      </w:r>
-      <w:proofErr w:type="gramEnd"/>
-      <w:r>
-        <w:t>) to standardize capitalization</w:t>
+      <w:r>
+        <w:t>UPPER() to standardize capitalization</w:t>
       </w:r>
     </w:p>
     <w:p>
@@ -1812,53 +1515,22 @@
     <w:p>
       <w:r>
         <w:lastRenderedPageBreak/>
-        <w:t xml:space="preserve">SELECT </w:t>
-      </w:r>
-      <w:proofErr w:type="spellStart"/>
-      <w:r>
-        <w:t>shipment_id</w:t>
-      </w:r>
-      <w:proofErr w:type="spellEnd"/>
-      <w:r>
-        <w:t>,</w:t>
-      </w:r>
-    </w:p>
-    <w:p>
-      <w:r>
-        <w:t xml:space="preserve">       </w:t>
-      </w:r>
-      <w:proofErr w:type="spellStart"/>
-      <w:r>
-        <w:t>weight_kg</w:t>
-      </w:r>
-      <w:proofErr w:type="spellEnd"/>
-    </w:p>
-    <w:p>
-      <w:r>
-        <w:t xml:space="preserve">FROM </w:t>
-      </w:r>
-      <w:proofErr w:type="spellStart"/>
-      <w:proofErr w:type="gramStart"/>
-      <w:r>
-        <w:t>logistics.dirty</w:t>
-      </w:r>
-      <w:proofErr w:type="gramEnd"/>
-      <w:r>
-        <w:t>_shipments</w:t>
-      </w:r>
-      <w:proofErr w:type="spellEnd"/>
-    </w:p>
-    <w:p>
-      <w:r>
-        <w:t xml:space="preserve">WHERE </w:t>
-      </w:r>
-      <w:proofErr w:type="spellStart"/>
-      <w:r>
-        <w:t>weight_kg</w:t>
-      </w:r>
-      <w:proofErr w:type="spellEnd"/>
-      <w:r>
-        <w:t xml:space="preserve"> &lt;= 0;</w:t>
+        <w:t>SELECT shipment_id,</w:t>
+      </w:r>
+    </w:p>
+    <w:p>
+      <w:r>
+        <w:t xml:space="preserve">       weight_kg</w:t>
+      </w:r>
+    </w:p>
+    <w:p>
+      <w:r>
+        <w:t>FROM logistics.dirty_shipments</w:t>
+      </w:r>
+    </w:p>
+    <w:p>
+      <w:r>
+        <w:t>WHERE weight_kg &lt;= 0;</w:t>
       </w:r>
     </w:p>
     <w:p>
@@ -2038,56 +1710,17 @@
     </w:p>
     <w:p>
       <w:r>
-        <w:t xml:space="preserve">SELECT DISTINCT </w:t>
-      </w:r>
-      <w:proofErr w:type="spellStart"/>
-      <w:r>
-        <w:t>shipment_status</w:t>
-      </w:r>
-      <w:proofErr w:type="spellEnd"/>
-      <w:r>
-        <w:t>,</w:t>
-      </w:r>
-    </w:p>
-    <w:p>
-      <w:r>
-        <w:t xml:space="preserve">       INITCAP(</w:t>
-      </w:r>
-      <w:proofErr w:type="gramStart"/>
-      <w:r>
-        <w:t>TRIM(</w:t>
-      </w:r>
-      <w:proofErr w:type="spellStart"/>
-      <w:proofErr w:type="gramEnd"/>
-      <w:r>
-        <w:t>shipment_status</w:t>
-      </w:r>
-      <w:proofErr w:type="spellEnd"/>
-      <w:r>
-        <w:t xml:space="preserve">)) AS </w:t>
-      </w:r>
-      <w:proofErr w:type="spellStart"/>
-      <w:r>
-        <w:t>cleaned_status</w:t>
-      </w:r>
-      <w:proofErr w:type="spellEnd"/>
-    </w:p>
-    <w:p>
-      <w:r>
-        <w:t xml:space="preserve">FROM </w:t>
-      </w:r>
-      <w:proofErr w:type="spellStart"/>
-      <w:proofErr w:type="gramStart"/>
-      <w:r>
-        <w:t>logistics.dirty</w:t>
-      </w:r>
-      <w:proofErr w:type="gramEnd"/>
-      <w:r>
-        <w:t>_shipments</w:t>
-      </w:r>
-      <w:proofErr w:type="spellEnd"/>
-      <w:r>
-        <w:t>;</w:t>
+        <w:t>SELECT DISTINCT shipment_status,</w:t>
+      </w:r>
+    </w:p>
+    <w:p>
+      <w:r>
+        <w:t xml:space="preserve">       INITCAP(TRIM(shipment_status)) AS cleaned_status</w:t>
+      </w:r>
+    </w:p>
+    <w:p>
+      <w:r>
+        <w:t>FROM logistics.dirty_shipments;</w:t>
       </w:r>
     </w:p>
     <w:p>
@@ -2299,82 +1932,22 @@
     </w:p>
     <w:p>
       <w:r>
-        <w:t xml:space="preserve">SELECT </w:t>
-      </w:r>
-      <w:proofErr w:type="spellStart"/>
-      <w:r>
-        <w:t>shipment_id</w:t>
-      </w:r>
-      <w:proofErr w:type="spellEnd"/>
-      <w:r>
-        <w:t>,</w:t>
-      </w:r>
-    </w:p>
-    <w:p>
-      <w:r>
-        <w:t xml:space="preserve">       PARSE_</w:t>
-      </w:r>
-      <w:proofErr w:type="gramStart"/>
-      <w:r>
-        <w:t>DATE(</w:t>
-      </w:r>
-      <w:proofErr w:type="gramEnd"/>
-      <w:r>
-        <w:t xml:space="preserve">'%Y-%m-%d', </w:t>
-      </w:r>
-      <w:proofErr w:type="spellStart"/>
-      <w:r>
-        <w:t>ship_date</w:t>
-      </w:r>
-      <w:proofErr w:type="spellEnd"/>
-      <w:r>
-        <w:t xml:space="preserve">) AS </w:t>
-      </w:r>
-      <w:proofErr w:type="spellStart"/>
-      <w:r>
-        <w:t>cleaned_ship_date</w:t>
-      </w:r>
-      <w:proofErr w:type="spellEnd"/>
-    </w:p>
-    <w:p>
-      <w:r>
-        <w:t xml:space="preserve">FROM </w:t>
-      </w:r>
-      <w:proofErr w:type="spellStart"/>
-      <w:proofErr w:type="gramStart"/>
-      <w:r>
-        <w:t>logistics.dirty</w:t>
-      </w:r>
-      <w:proofErr w:type="gramEnd"/>
-      <w:r>
-        <w:t>_shipments</w:t>
-      </w:r>
-      <w:proofErr w:type="spellEnd"/>
-    </w:p>
-    <w:p>
-      <w:r>
-        <w:t>WHERE REGEXP_</w:t>
-      </w:r>
-      <w:proofErr w:type="gramStart"/>
-      <w:r>
-        <w:t>CONTAINS(</w:t>
-      </w:r>
-      <w:proofErr w:type="spellStart"/>
-      <w:proofErr w:type="gramEnd"/>
-      <w:r>
-        <w:t>ship_date</w:t>
-      </w:r>
-      <w:proofErr w:type="spellEnd"/>
-      <w:r>
-        <w:t>, r'^\\d{4}-\\d{2}-</w:t>
-      </w:r>
-      <w:proofErr w:type="gramStart"/>
-      <w:r>
-        <w:t>\\d{2}$</w:t>
-      </w:r>
-      <w:proofErr w:type="gramEnd"/>
-      <w:r>
-        <w:t>');</w:t>
+        <w:t>SELECT shipment_id,</w:t>
+      </w:r>
+    </w:p>
+    <w:p>
+      <w:r>
+        <w:t xml:space="preserve">       PARSE_DATE('%Y-%m-%d', ship_date) AS cleaned_ship_date</w:t>
+      </w:r>
+    </w:p>
+    <w:p>
+      <w:r>
+        <w:t>FROM logistics.dirty_shipments</w:t>
+      </w:r>
+    </w:p>
+    <w:p>
+      <w:r>
+        <w:t>WHERE REGEXP_CONTAINS(ship_date, r'^\\d{4}-\\d{2}-\\d{2}$');</w:t>
       </w:r>
     </w:p>
     <w:p>
@@ -2473,15 +2046,7 @@
         <w:t>Big Query</w:t>
       </w:r>
       <w:r>
-        <w:t xml:space="preserve"> DATE format using PARSE_</w:t>
-      </w:r>
-      <w:proofErr w:type="gramStart"/>
-      <w:r>
-        <w:t>DATE(</w:t>
-      </w:r>
-      <w:proofErr w:type="gramEnd"/>
-      <w:r>
-        <w:t>).</w:t>
+        <w:t xml:space="preserve"> DATE format using PARSE_DATE().</w:t>
       </w:r>
     </w:p>
     <w:p>
@@ -2586,203 +2151,82 @@
           <w:b/>
           <w:bCs/>
         </w:rPr>
-        <w:t xml:space="preserve">SELECT </w:t>
-      </w:r>
-      <w:proofErr w:type="spellStart"/>
-      <w:r>
-        <w:rPr>
-          <w:b/>
-          <w:bCs/>
-        </w:rPr>
-        <w:t>shipment_id</w:t>
-      </w:r>
-      <w:proofErr w:type="spellEnd"/>
-      <w:r>
-        <w:rPr>
-          <w:b/>
-          <w:bCs/>
-        </w:rPr>
-        <w:t>,</w:t>
-      </w:r>
-    </w:p>
-    <w:p>
-      <w:pPr>
-        <w:rPr>
-          <w:b/>
-          <w:bCs/>
-        </w:rPr>
-      </w:pPr>
-      <w:r>
-        <w:rPr>
-          <w:b/>
-          <w:bCs/>
-        </w:rPr>
-        <w:t>       </w:t>
-      </w:r>
-      <w:proofErr w:type="spellStart"/>
-      <w:r>
-        <w:rPr>
-          <w:b/>
-          <w:bCs/>
-        </w:rPr>
-        <w:t>ship_date</w:t>
-      </w:r>
-      <w:proofErr w:type="spellEnd"/>
-      <w:r>
-        <w:rPr>
-          <w:b/>
-          <w:bCs/>
-        </w:rPr>
-        <w:t>,</w:t>
-      </w:r>
-    </w:p>
-    <w:p>
-      <w:pPr>
-        <w:rPr>
-          <w:b/>
-          <w:bCs/>
-        </w:rPr>
-      </w:pPr>
-      <w:r>
-        <w:rPr>
-          <w:b/>
-          <w:bCs/>
-        </w:rPr>
-        <w:t>       </w:t>
-      </w:r>
-      <w:proofErr w:type="spellStart"/>
-      <w:r>
-        <w:rPr>
-          <w:b/>
-          <w:bCs/>
-        </w:rPr>
-        <w:t>delivery_date</w:t>
-      </w:r>
-      <w:proofErr w:type="spellEnd"/>
-    </w:p>
-    <w:p>
-      <w:pPr>
-        <w:rPr>
-          <w:b/>
-          <w:bCs/>
-        </w:rPr>
-      </w:pPr>
-      <w:r>
-        <w:rPr>
-          <w:b/>
-          <w:bCs/>
-        </w:rPr>
-        <w:t>FROM `scaler-data-science-sql-</w:t>
-      </w:r>
-      <w:proofErr w:type="gramStart"/>
-      <w:r>
-        <w:rPr>
-          <w:b/>
-          <w:bCs/>
-        </w:rPr>
-        <w:t>411623.logistics.dirty</w:t>
-      </w:r>
-      <w:proofErr w:type="gramEnd"/>
-      <w:r>
-        <w:rPr>
-          <w:b/>
-          <w:bCs/>
-        </w:rPr>
-        <w:t>_shipments`</w:t>
-      </w:r>
-    </w:p>
-    <w:p>
-      <w:pPr>
-        <w:rPr>
-          <w:b/>
-          <w:bCs/>
-        </w:rPr>
-      </w:pPr>
-      <w:r>
-        <w:rPr>
-          <w:b/>
-          <w:bCs/>
-        </w:rPr>
-        <w:t>WHERE SAFE.PARSE_</w:t>
-      </w:r>
-      <w:proofErr w:type="gramStart"/>
-      <w:r>
-        <w:rPr>
-          <w:b/>
-          <w:bCs/>
-        </w:rPr>
-        <w:t>DATE(</w:t>
-      </w:r>
-      <w:proofErr w:type="gramEnd"/>
-      <w:r>
-        <w:rPr>
-          <w:b/>
-          <w:bCs/>
-        </w:rPr>
-        <w:t xml:space="preserve">'%Y-%m-%d', </w:t>
-      </w:r>
-      <w:proofErr w:type="spellStart"/>
-      <w:r>
-        <w:rPr>
-          <w:b/>
-          <w:bCs/>
-        </w:rPr>
-        <w:t>delivery_date</w:t>
-      </w:r>
-      <w:proofErr w:type="spellEnd"/>
-      <w:r>
-        <w:rPr>
-          <w:b/>
-          <w:bCs/>
-        </w:rPr>
-        <w:t>)</w:t>
-      </w:r>
-    </w:p>
-    <w:p>
-      <w:pPr>
-        <w:rPr>
-          <w:b/>
-          <w:bCs/>
-        </w:rPr>
-      </w:pPr>
-      <w:r>
-        <w:rPr>
-          <w:b/>
-          <w:bCs/>
-        </w:rPr>
-        <w:t>    &lt; SAFE.PARSE_</w:t>
-      </w:r>
-      <w:proofErr w:type="gramStart"/>
-      <w:r>
-        <w:rPr>
-          <w:b/>
-          <w:bCs/>
-        </w:rPr>
-        <w:t>DATE(</w:t>
-      </w:r>
-      <w:proofErr w:type="gramEnd"/>
-      <w:r>
-        <w:rPr>
-          <w:b/>
-          <w:bCs/>
-        </w:rPr>
-        <w:t xml:space="preserve">'%Y-%m-%d', </w:t>
-      </w:r>
-      <w:proofErr w:type="spellStart"/>
-      <w:r>
-        <w:rPr>
-          <w:b/>
-          <w:bCs/>
-        </w:rPr>
-        <w:t>ship_date</w:t>
-      </w:r>
-      <w:proofErr w:type="spellEnd"/>
-      <w:r>
-        <w:rPr>
-          <w:b/>
-          <w:bCs/>
-        </w:rPr>
-        <w:t>);</w:t>
+        <w:t>SELECT shipment_id,</w:t>
+      </w:r>
+    </w:p>
+    <w:p>
+      <w:pPr>
+        <w:rPr>
+          <w:b/>
+          <w:bCs/>
+        </w:rPr>
+      </w:pPr>
+      <w:r>
+        <w:rPr>
+          <w:b/>
+          <w:bCs/>
+        </w:rPr>
+        <w:t>       ship_date,</w:t>
+      </w:r>
+    </w:p>
+    <w:p>
+      <w:pPr>
+        <w:rPr>
+          <w:b/>
+          <w:bCs/>
+        </w:rPr>
+      </w:pPr>
+      <w:r>
+        <w:rPr>
+          <w:b/>
+          <w:bCs/>
+        </w:rPr>
+        <w:t>       delivery_date</w:t>
+      </w:r>
+    </w:p>
+    <w:p>
+      <w:pPr>
+        <w:rPr>
+          <w:b/>
+          <w:bCs/>
+        </w:rPr>
+      </w:pPr>
+      <w:r>
+        <w:rPr>
+          <w:b/>
+          <w:bCs/>
+        </w:rPr>
+        <w:t>FROM `scaler-data-science-sql-411623.logistics.dirty_shipments`</w:t>
+      </w:r>
+    </w:p>
+    <w:p>
+      <w:pPr>
+        <w:rPr>
+          <w:b/>
+          <w:bCs/>
+        </w:rPr>
+      </w:pPr>
+      <w:r>
+        <w:rPr>
+          <w:b/>
+          <w:bCs/>
+        </w:rPr>
+        <w:t>WHERE SAFE.PARSE_DATE('%Y-%m-%d', delivery_date)</w:t>
+      </w:r>
+    </w:p>
+    <w:p>
+      <w:pPr>
+        <w:rPr>
+          <w:b/>
+          <w:bCs/>
+        </w:rPr>
+      </w:pPr>
+      <w:r>
+        <w:rPr>
+          <w:b/>
+          <w:bCs/>
+        </w:rPr>
+        <w:t>    &lt; SAFE.PARSE_DATE('%Y-%m-%d', ship_date);</w:t>
       </w:r>
     </w:p>
     <w:p>
@@ -2944,23 +2388,7 @@
           <w:b/>
           <w:bCs/>
         </w:rPr>
-        <w:t>Question 8 — Remove Duplicate Records Using ROW_</w:t>
-      </w:r>
-      <w:proofErr w:type="gramStart"/>
-      <w:r>
-        <w:rPr>
-          <w:b/>
-          <w:bCs/>
-        </w:rPr>
-        <w:t>NUMBER(</w:t>
-      </w:r>
-      <w:proofErr w:type="gramEnd"/>
-      <w:r>
-        <w:rPr>
-          <w:b/>
-          <w:bCs/>
-        </w:rPr>
-        <w:t>)</w:t>
+        <w:t>Question 8 — Remove Duplicate Records Using ROW_NUMBER()</w:t>
       </w:r>
     </w:p>
     <w:p>
@@ -2980,15 +2408,7 @@
     </w:p>
     <w:p>
       <w:r>
-        <w:t xml:space="preserve">WITH </w:t>
-      </w:r>
-      <w:proofErr w:type="spellStart"/>
-      <w:r>
-        <w:t>duplicates_removed</w:t>
-      </w:r>
-      <w:proofErr w:type="spellEnd"/>
-      <w:r>
-        <w:t xml:space="preserve"> AS (</w:t>
+        <w:t>WITH duplicates_removed AS (</w:t>
       </w:r>
     </w:p>
     <w:p>
@@ -2998,66 +2418,28 @@
     </w:p>
     <w:p>
       <w:r>
-        <w:t xml:space="preserve">           ROW_</w:t>
-      </w:r>
-      <w:proofErr w:type="gramStart"/>
-      <w:r>
-        <w:t>NUMBER(</w:t>
-      </w:r>
-      <w:proofErr w:type="gramEnd"/>
-      <w:r>
-        <w:t xml:space="preserve">) </w:t>
-      </w:r>
-      <w:proofErr w:type="gramStart"/>
-      <w:r>
-        <w:t>OVER(</w:t>
-      </w:r>
-      <w:proofErr w:type="gramEnd"/>
-    </w:p>
-    <w:p>
-      <w:r>
-        <w:t xml:space="preserve">               PARTITION BY </w:t>
-      </w:r>
-      <w:proofErr w:type="spellStart"/>
-      <w:r>
-        <w:t>shipment_id</w:t>
-      </w:r>
-      <w:proofErr w:type="spellEnd"/>
-    </w:p>
-    <w:p>
-      <w:r>
-        <w:t xml:space="preserve">               ORDER BY </w:t>
-      </w:r>
-      <w:proofErr w:type="spellStart"/>
-      <w:r>
-        <w:t>shipment_id</w:t>
-      </w:r>
-      <w:proofErr w:type="spellEnd"/>
-    </w:p>
-    <w:p>
-      <w:r>
-        <w:t xml:space="preserve">           ) AS </w:t>
-      </w:r>
-      <w:proofErr w:type="spellStart"/>
-      <w:r>
-        <w:t>rn</w:t>
-      </w:r>
-      <w:proofErr w:type="spellEnd"/>
-    </w:p>
-    <w:p>
-      <w:r>
-        <w:t xml:space="preserve">    FROM </w:t>
-      </w:r>
-      <w:proofErr w:type="spellStart"/>
-      <w:proofErr w:type="gramStart"/>
-      <w:r>
-        <w:t>logistics.dirty</w:t>
-      </w:r>
-      <w:proofErr w:type="gramEnd"/>
-      <w:r>
-        <w:t>_shipments</w:t>
-      </w:r>
-      <w:proofErr w:type="spellEnd"/>
+        <w:t xml:space="preserve">           ROW_NUMBER() OVER(</w:t>
+      </w:r>
+    </w:p>
+    <w:p>
+      <w:r>
+        <w:t xml:space="preserve">               PARTITION BY shipment_id</w:t>
+      </w:r>
+    </w:p>
+    <w:p>
+      <w:r>
+        <w:t xml:space="preserve">               ORDER BY shipment_id</w:t>
+      </w:r>
+    </w:p>
+    <w:p>
+      <w:r>
+        <w:t xml:space="preserve">           ) AS rn</w:t>
+      </w:r>
+    </w:p>
+    <w:p>
+      <w:r>
+        <w:t xml:space="preserve">    FROM logistics.dirty_shipments</w:t>
+      </w:r>
     </w:p>
     <w:p>
       <w:r>
@@ -3072,25 +2454,12 @@
     </w:p>
     <w:p>
       <w:r>
-        <w:t xml:space="preserve">FROM </w:t>
-      </w:r>
-      <w:proofErr w:type="spellStart"/>
-      <w:r>
-        <w:t>duplicates_removed</w:t>
-      </w:r>
-      <w:proofErr w:type="spellEnd"/>
-    </w:p>
-    <w:p>
-      <w:r>
-        <w:t xml:space="preserve">WHERE </w:t>
-      </w:r>
-      <w:proofErr w:type="spellStart"/>
-      <w:r>
-        <w:t>rn</w:t>
-      </w:r>
-      <w:proofErr w:type="spellEnd"/>
-      <w:r>
-        <w:t xml:space="preserve"> = 1;</w:t>
+        <w:t>FROM duplicates_removed</w:t>
+      </w:r>
+    </w:p>
+    <w:p>
+      <w:r>
+        <w:t>WHERE rn = 1;</w:t>
       </w:r>
     </w:p>
     <w:p>
@@ -3218,15 +2587,7 @@
     </w:p>
     <w:p>
       <w:r>
-        <w:t>ROW_</w:t>
-      </w:r>
-      <w:proofErr w:type="gramStart"/>
-      <w:r>
-        <w:t>NUMBER(</w:t>
-      </w:r>
-      <w:proofErr w:type="gramEnd"/>
-      <w:r>
-        <w:t>) is commonly used in production ETL pipelines for deduplication.</w:t>
+        <w:t>ROW_NUMBER() is commonly used in production ETL pipelines for deduplication.</w:t>
       </w:r>
     </w:p>
     <w:p>
@@ -3268,20 +2629,7 @@
     </w:p>
     <w:p>
       <w:r>
-        <w:t xml:space="preserve">CREATE OR REPLACE TABLE </w:t>
-      </w:r>
-      <w:proofErr w:type="spellStart"/>
-      <w:proofErr w:type="gramStart"/>
-      <w:r>
-        <w:t>logistics.cleaned</w:t>
-      </w:r>
-      <w:proofErr w:type="gramEnd"/>
-      <w:r>
-        <w:t>_shipments</w:t>
-      </w:r>
-      <w:proofErr w:type="spellEnd"/>
-      <w:r>
-        <w:t xml:space="preserve"> AS</w:t>
+        <w:t>CREATE OR REPLACE TABLE logistics.cleaned_shipments AS</w:t>
       </w:r>
     </w:p>
     <w:p>
@@ -3291,249 +2639,63 @@
     </w:p>
     <w:p>
       <w:r>
-        <w:t xml:space="preserve">    </w:t>
-      </w:r>
-      <w:proofErr w:type="spellStart"/>
-      <w:r>
-        <w:t>shipment_id</w:t>
-      </w:r>
-      <w:proofErr w:type="spellEnd"/>
-      <w:r>
-        <w:t>,</w:t>
-      </w:r>
-    </w:p>
-    <w:p>
-      <w:r>
-        <w:t xml:space="preserve">    UPPER(</w:t>
-      </w:r>
-      <w:proofErr w:type="gramStart"/>
-      <w:r>
-        <w:t>TRIM(</w:t>
-      </w:r>
-      <w:proofErr w:type="spellStart"/>
-      <w:proofErr w:type="gramEnd"/>
-      <w:r>
-        <w:t>origin_warehouse</w:t>
-      </w:r>
-      <w:proofErr w:type="spellEnd"/>
-      <w:r>
-        <w:t xml:space="preserve">)) AS </w:t>
-      </w:r>
-      <w:proofErr w:type="spellStart"/>
-      <w:r>
-        <w:t>origin_warehouse</w:t>
-      </w:r>
-      <w:proofErr w:type="spellEnd"/>
-      <w:r>
-        <w:t>,</w:t>
-      </w:r>
-    </w:p>
-    <w:p>
-      <w:r>
-        <w:t xml:space="preserve">    INITCAP(</w:t>
-      </w:r>
-      <w:proofErr w:type="gramStart"/>
-      <w:r>
-        <w:t>TRIM(</w:t>
-      </w:r>
-      <w:proofErr w:type="spellStart"/>
-      <w:proofErr w:type="gramEnd"/>
-      <w:r>
-        <w:t>destination_city</w:t>
-      </w:r>
-      <w:proofErr w:type="spellEnd"/>
-      <w:r>
-        <w:t xml:space="preserve">)) AS </w:t>
-      </w:r>
-      <w:proofErr w:type="spellStart"/>
-      <w:r>
-        <w:t>destination_city</w:t>
-      </w:r>
-      <w:proofErr w:type="spellEnd"/>
-      <w:r>
-        <w:t>,</w:t>
-      </w:r>
-    </w:p>
-    <w:p>
-      <w:r>
-        <w:t xml:space="preserve">    UPPER(</w:t>
-      </w:r>
-      <w:proofErr w:type="gramStart"/>
-      <w:r>
-        <w:t>TRIM(</w:t>
-      </w:r>
-      <w:proofErr w:type="spellStart"/>
-      <w:proofErr w:type="gramEnd"/>
-      <w:r>
-        <w:t>destination_state</w:t>
-      </w:r>
-      <w:proofErr w:type="spellEnd"/>
-      <w:r>
-        <w:t xml:space="preserve">)) AS </w:t>
-      </w:r>
-      <w:proofErr w:type="spellStart"/>
-      <w:r>
-        <w:t>destination_state</w:t>
-      </w:r>
-      <w:proofErr w:type="spellEnd"/>
-      <w:r>
-        <w:t>,</w:t>
+        <w:t xml:space="preserve">    shipment_id,</w:t>
+      </w:r>
+    </w:p>
+    <w:p>
+      <w:r>
+        <w:t xml:space="preserve">    UPPER(TRIM(origin_warehouse)) AS origin_warehouse,</w:t>
+      </w:r>
+    </w:p>
+    <w:p>
+      <w:r>
+        <w:t xml:space="preserve">    INITCAP(TRIM(destination_city)) AS destination_city,</w:t>
+      </w:r>
+    </w:p>
+    <w:p>
+      <w:r>
+        <w:t xml:space="preserve">    UPPER(TRIM(destination_state)) AS destination_state,</w:t>
       </w:r>
     </w:p>
     <w:p>
       <w:r>
         <w:lastRenderedPageBreak/>
-        <w:t xml:space="preserve">    INITCAP(</w:t>
-      </w:r>
-      <w:proofErr w:type="gramStart"/>
-      <w:r>
-        <w:t>TRIM(</w:t>
-      </w:r>
-      <w:proofErr w:type="gramEnd"/>
-      <w:r>
-        <w:t>carrier)) AS carrier,</w:t>
-      </w:r>
-    </w:p>
-    <w:p>
-      <w:r>
-        <w:t xml:space="preserve">    SAFE_</w:t>
-      </w:r>
-      <w:proofErr w:type="gramStart"/>
-      <w:r>
-        <w:t>CAST(</w:t>
-      </w:r>
-      <w:proofErr w:type="spellStart"/>
-      <w:proofErr w:type="gramEnd"/>
-      <w:r>
-        <w:t>weight_kg</w:t>
-      </w:r>
-      <w:proofErr w:type="spellEnd"/>
-      <w:r>
-        <w:t xml:space="preserve"> AS FLOAT64) AS </w:t>
-      </w:r>
-      <w:proofErr w:type="spellStart"/>
-      <w:r>
-        <w:t>weight_kg</w:t>
-      </w:r>
-      <w:proofErr w:type="spellEnd"/>
-      <w:r>
-        <w:t>,</w:t>
-      </w:r>
-    </w:p>
-    <w:p>
-      <w:r>
-        <w:t xml:space="preserve">    SAFE_</w:t>
-      </w:r>
-      <w:proofErr w:type="gramStart"/>
-      <w:r>
-        <w:t>CAST(</w:t>
-      </w:r>
-      <w:proofErr w:type="spellStart"/>
-      <w:proofErr w:type="gramEnd"/>
-      <w:r>
-        <w:t>freight_cost</w:t>
-      </w:r>
-      <w:proofErr w:type="spellEnd"/>
-      <w:r>
-        <w:t xml:space="preserve"> AS FLOAT64) AS </w:t>
-      </w:r>
-      <w:proofErr w:type="spellStart"/>
-      <w:r>
-        <w:t>freight_cost</w:t>
-      </w:r>
-      <w:proofErr w:type="spellEnd"/>
-      <w:r>
-        <w:t>,</w:t>
-      </w:r>
-    </w:p>
-    <w:p>
-      <w:r>
-        <w:t xml:space="preserve">    INITCAP(</w:t>
-      </w:r>
-      <w:proofErr w:type="gramStart"/>
-      <w:r>
-        <w:t>TRIM(</w:t>
-      </w:r>
-      <w:proofErr w:type="spellStart"/>
-      <w:proofErr w:type="gramEnd"/>
-      <w:r>
-        <w:t>shipment_status</w:t>
-      </w:r>
-      <w:proofErr w:type="spellEnd"/>
-      <w:r>
-        <w:t xml:space="preserve">)) AS </w:t>
-      </w:r>
-      <w:proofErr w:type="spellStart"/>
-      <w:r>
-        <w:t>shipment_status</w:t>
-      </w:r>
-      <w:proofErr w:type="spellEnd"/>
-      <w:r>
-        <w:t>,</w:t>
-      </w:r>
-    </w:p>
-    <w:p>
-      <w:r>
-        <w:t xml:space="preserve">    </w:t>
-      </w:r>
-      <w:proofErr w:type="spellStart"/>
-      <w:r>
-        <w:t>items_count</w:t>
-      </w:r>
-      <w:proofErr w:type="spellEnd"/>
-      <w:r>
-        <w:t>,</w:t>
-      </w:r>
-    </w:p>
-    <w:p>
-      <w:r>
-        <w:t xml:space="preserve">    INITCAP(</w:t>
-      </w:r>
-      <w:proofErr w:type="gramStart"/>
-      <w:r>
-        <w:t>TRIM(</w:t>
-      </w:r>
-      <w:proofErr w:type="spellStart"/>
-      <w:proofErr w:type="gramEnd"/>
-      <w:r>
-        <w:t>damage_reported</w:t>
-      </w:r>
-      <w:proofErr w:type="spellEnd"/>
-      <w:r>
-        <w:t xml:space="preserve">)) AS </w:t>
-      </w:r>
-      <w:proofErr w:type="spellStart"/>
-      <w:r>
-        <w:t>damage_reported</w:t>
-      </w:r>
-      <w:proofErr w:type="spellEnd"/>
-    </w:p>
-    <w:p>
-      <w:r>
-        <w:t xml:space="preserve">FROM </w:t>
-      </w:r>
-      <w:proofErr w:type="spellStart"/>
-      <w:proofErr w:type="gramStart"/>
-      <w:r>
-        <w:t>logistics.dirty</w:t>
-      </w:r>
-      <w:proofErr w:type="gramEnd"/>
-      <w:r>
-        <w:t>_shipments</w:t>
-      </w:r>
-      <w:proofErr w:type="spellEnd"/>
-    </w:p>
-    <w:p>
-      <w:r>
-        <w:t xml:space="preserve">WHERE </w:t>
-      </w:r>
-      <w:proofErr w:type="spellStart"/>
-      <w:r>
-        <w:t>weight_kg</w:t>
-      </w:r>
-      <w:proofErr w:type="spellEnd"/>
-      <w:r>
-        <w:t xml:space="preserve"> &gt; 0;</w:t>
+        <w:t xml:space="preserve">    INITCAP(TRIM(carrier)) AS carrier,</w:t>
+      </w:r>
+    </w:p>
+    <w:p>
+      <w:r>
+        <w:t xml:space="preserve">    SAFE_CAST(weight_kg AS FLOAT64) AS weight_kg,</w:t>
+      </w:r>
+    </w:p>
+    <w:p>
+      <w:r>
+        <w:t xml:space="preserve">    SAFE_CAST(freight_cost AS FLOAT64) AS freight_cost,</w:t>
+      </w:r>
+    </w:p>
+    <w:p>
+      <w:r>
+        <w:t xml:space="preserve">    INITCAP(TRIM(shipment_status)) AS shipment_status,</w:t>
+      </w:r>
+    </w:p>
+    <w:p>
+      <w:r>
+        <w:t xml:space="preserve">    items_count,</w:t>
+      </w:r>
+    </w:p>
+    <w:p>
+      <w:r>
+        <w:t xml:space="preserve">    INITCAP(TRIM(damage_reported)) AS damage_reported</w:t>
+      </w:r>
+    </w:p>
+    <w:p>
+      <w:r>
+        <w:t>FROM logistics.dirty_shipments</w:t>
+      </w:r>
+    </w:p>
+    <w:p>
+      <w:r>
+        <w:t>WHERE weight_kg &gt; 0;</w:t>
       </w:r>
     </w:p>
     <w:p>
@@ -3592,400 +2754,15 @@
       </w:r>
     </w:p>
     <w:p>
-      <w:pPr>
-        <w:rPr>
-          <w:b/>
-          <w:bCs/>
-        </w:rPr>
-      </w:pPr>
-      <w:r>
-        <w:rPr>
-          <w:b/>
-          <w:bCs/>
-        </w:rPr>
-        <w:t>Explanation</w:t>
-      </w:r>
-    </w:p>
-    <w:p>
-      <w:r>
-        <w:t>This query performs:</w:t>
-      </w:r>
-    </w:p>
-    <w:p>
-      <w:pPr>
-        <w:numPr>
-          <w:ilvl w:val="0"/>
-          <w:numId w:val="14"/>
-        </w:numPr>
-      </w:pPr>
-      <w:r>
-        <w:t>Deduplication</w:t>
-      </w:r>
-    </w:p>
-    <w:p>
-      <w:pPr>
-        <w:numPr>
-          <w:ilvl w:val="0"/>
-          <w:numId w:val="14"/>
-        </w:numPr>
-      </w:pPr>
-      <w:r>
-        <w:t>Standardization</w:t>
-      </w:r>
-    </w:p>
-    <w:p>
-      <w:pPr>
-        <w:numPr>
-          <w:ilvl w:val="0"/>
-          <w:numId w:val="14"/>
-        </w:numPr>
-      </w:pPr>
-      <w:r>
-        <w:t>Data type cleaning</w:t>
-      </w:r>
-    </w:p>
-    <w:p>
-      <w:pPr>
-        <w:numPr>
-          <w:ilvl w:val="0"/>
-          <w:numId w:val="14"/>
-        </w:numPr>
-      </w:pPr>
-      <w:r>
-        <w:t>Removal of invalid weights</w:t>
-      </w:r>
-    </w:p>
-    <w:p>
-      <w:pPr>
-        <w:numPr>
-          <w:ilvl w:val="0"/>
-          <w:numId w:val="14"/>
-        </w:numPr>
-      </w:pPr>
-      <w:r>
-        <w:t>Formatting improvements</w:t>
-      </w:r>
-    </w:p>
-    <w:p>
-      <w:pPr>
-        <w:rPr>
-          <w:b/>
-          <w:bCs/>
-        </w:rPr>
-      </w:pPr>
-      <w:r>
-        <w:rPr>
-          <w:b/>
-          <w:bCs/>
-        </w:rPr>
-        <w:t>Insight</w:t>
-      </w:r>
-    </w:p>
-    <w:p>
-      <w:r>
-        <w:t>A cleaned dataset improves:</w:t>
-      </w:r>
-    </w:p>
-    <w:p>
-      <w:pPr>
-        <w:numPr>
-          <w:ilvl w:val="0"/>
-          <w:numId w:val="15"/>
-        </w:numPr>
-      </w:pPr>
-      <w:r>
-        <w:t>Reporting accuracy</w:t>
-      </w:r>
-    </w:p>
-    <w:p>
-      <w:pPr>
-        <w:numPr>
-          <w:ilvl w:val="0"/>
-          <w:numId w:val="15"/>
-        </w:numPr>
-      </w:pPr>
-      <w:r>
-        <w:t>Dashboard consistency</w:t>
-      </w:r>
-    </w:p>
-    <w:p>
-      <w:pPr>
-        <w:numPr>
-          <w:ilvl w:val="0"/>
-          <w:numId w:val="15"/>
-        </w:numPr>
-      </w:pPr>
-      <w:r>
-        <w:lastRenderedPageBreak/>
-        <w:t>Decision-making reliability</w:t>
-      </w:r>
-    </w:p>
-    <w:p>
-      <w:r>
-        <w:pict w14:anchorId="3E944145">
-          <v:rect id="_x0000_i1037" style="width:0;height:1.5pt" o:hralign="center" o:hrstd="t" o:hr="t" fillcolor="#a0a0a0" stroked="f"/>
-        </w:pict>
-      </w:r>
-    </w:p>
-    <w:p>
-      <w:pPr>
-        <w:rPr>
-          <w:b/>
-          <w:bCs/>
-        </w:rPr>
-      </w:pPr>
-      <w:r>
-        <w:rPr>
-          <w:b/>
-          <w:bCs/>
-        </w:rPr>
-        <w:t>Question 10 — Calculate Delivery Duration</w:t>
-      </w:r>
-    </w:p>
-    <w:p>
-      <w:pPr>
-        <w:rPr>
-          <w:b/>
-          <w:bCs/>
-        </w:rPr>
-      </w:pPr>
-      <w:r>
-        <w:rPr>
-          <w:b/>
-          <w:bCs/>
-        </w:rPr>
-        <w:t>SQL Query</w:t>
-      </w:r>
-    </w:p>
-    <w:p>
-      <w:pPr>
-        <w:rPr>
-          <w:b/>
-          <w:bCs/>
-        </w:rPr>
-      </w:pPr>
-      <w:r>
-        <w:rPr>
-          <w:b/>
-          <w:bCs/>
-        </w:rPr>
-        <w:t xml:space="preserve">SELECT </w:t>
-      </w:r>
-      <w:proofErr w:type="spellStart"/>
-      <w:r>
-        <w:rPr>
-          <w:b/>
-          <w:bCs/>
-        </w:rPr>
-        <w:t>shipment_id</w:t>
-      </w:r>
-      <w:proofErr w:type="spellEnd"/>
-      <w:r>
-        <w:rPr>
-          <w:b/>
-          <w:bCs/>
-        </w:rPr>
-        <w:t>,</w:t>
-      </w:r>
-    </w:p>
-    <w:p>
-      <w:pPr>
-        <w:rPr>
-          <w:b/>
-          <w:bCs/>
-        </w:rPr>
-      </w:pPr>
-      <w:r>
-        <w:rPr>
-          <w:b/>
-          <w:bCs/>
-        </w:rPr>
-        <w:t>       </w:t>
-      </w:r>
-      <w:proofErr w:type="spellStart"/>
-      <w:r>
-        <w:rPr>
-          <w:b/>
-          <w:bCs/>
-        </w:rPr>
-        <w:t>ship_date</w:t>
-      </w:r>
-      <w:proofErr w:type="spellEnd"/>
-      <w:r>
-        <w:rPr>
-          <w:b/>
-          <w:bCs/>
-        </w:rPr>
-        <w:t>,</w:t>
-      </w:r>
-    </w:p>
-    <w:p>
-      <w:pPr>
-        <w:rPr>
-          <w:b/>
-          <w:bCs/>
-        </w:rPr>
-      </w:pPr>
-      <w:r>
-        <w:rPr>
-          <w:b/>
-          <w:bCs/>
-        </w:rPr>
-        <w:t>       </w:t>
-      </w:r>
-      <w:proofErr w:type="spellStart"/>
-      <w:r>
-        <w:rPr>
-          <w:b/>
-          <w:bCs/>
-        </w:rPr>
-        <w:t>delivery_date</w:t>
-      </w:r>
-      <w:proofErr w:type="spellEnd"/>
-    </w:p>
-    <w:p>
-      <w:pPr>
-        <w:rPr>
-          <w:b/>
-          <w:bCs/>
-        </w:rPr>
-      </w:pPr>
-      <w:r>
-        <w:rPr>
-          <w:b/>
-          <w:bCs/>
-        </w:rPr>
-        <w:t>FROM `scaler-data-science-sql-</w:t>
-      </w:r>
-      <w:proofErr w:type="gramStart"/>
-      <w:r>
-        <w:rPr>
-          <w:b/>
-          <w:bCs/>
-        </w:rPr>
-        <w:t>411623.logistics.dirty</w:t>
-      </w:r>
-      <w:proofErr w:type="gramEnd"/>
-      <w:r>
-        <w:rPr>
-          <w:b/>
-          <w:bCs/>
-        </w:rPr>
-        <w:t>_shipments`</w:t>
-      </w:r>
-    </w:p>
-    <w:p>
-      <w:pPr>
-        <w:rPr>
-          <w:b/>
-          <w:bCs/>
-        </w:rPr>
-      </w:pPr>
-      <w:r>
-        <w:rPr>
-          <w:b/>
-          <w:bCs/>
-        </w:rPr>
-        <w:t>WHERE SAFE.PARSE_</w:t>
-      </w:r>
-      <w:proofErr w:type="gramStart"/>
-      <w:r>
-        <w:rPr>
-          <w:b/>
-          <w:bCs/>
-        </w:rPr>
-        <w:t>DATE(</w:t>
-      </w:r>
-      <w:proofErr w:type="gramEnd"/>
-      <w:r>
-        <w:rPr>
-          <w:b/>
-          <w:bCs/>
-        </w:rPr>
-        <w:t xml:space="preserve">'%Y-%m-%d', </w:t>
-      </w:r>
-      <w:proofErr w:type="spellStart"/>
-      <w:r>
-        <w:rPr>
-          <w:b/>
-          <w:bCs/>
-        </w:rPr>
-        <w:t>delivery_date</w:t>
-      </w:r>
-      <w:proofErr w:type="spellEnd"/>
-      <w:r>
-        <w:rPr>
-          <w:b/>
-          <w:bCs/>
-        </w:rPr>
-        <w:t>)</w:t>
-      </w:r>
-    </w:p>
-    <w:p>
-      <w:pPr>
-        <w:rPr>
-          <w:b/>
-          <w:bCs/>
-        </w:rPr>
-      </w:pPr>
-      <w:r>
-        <w:rPr>
-          <w:b/>
-          <w:bCs/>
-        </w:rPr>
-        <w:t>    &lt; SAFE.PARSE_</w:t>
-      </w:r>
-      <w:proofErr w:type="gramStart"/>
-      <w:r>
-        <w:rPr>
-          <w:b/>
-          <w:bCs/>
-        </w:rPr>
-        <w:t>DATE(</w:t>
-      </w:r>
-      <w:proofErr w:type="gramEnd"/>
-      <w:r>
-        <w:rPr>
-          <w:b/>
-          <w:bCs/>
-        </w:rPr>
-        <w:t xml:space="preserve">'%Y-%m-%d', </w:t>
-      </w:r>
-      <w:proofErr w:type="spellStart"/>
-      <w:r>
-        <w:rPr>
-          <w:b/>
-          <w:bCs/>
-        </w:rPr>
-        <w:t>ship_date</w:t>
-      </w:r>
-      <w:proofErr w:type="spellEnd"/>
-      <w:r>
-        <w:rPr>
-          <w:b/>
-          <w:bCs/>
-        </w:rPr>
-        <w:t>);</w:t>
-      </w:r>
-    </w:p>
-    <w:p>
-      <w:pPr>
-        <w:rPr>
-          <w:b/>
-          <w:bCs/>
-        </w:rPr>
-      </w:pPr>
-    </w:p>
-    <w:p>
       <w:r>
         <w:rPr>
           <w:noProof/>
         </w:rPr>
         <w:drawing>
-          <wp:inline distT="0" distB="0" distL="0" distR="0" wp14:anchorId="23CBC6FD" wp14:editId="18AEA2E2">
+          <wp:inline distT="0" distB="0" distL="0" distR="0" wp14:anchorId="0167AE24" wp14:editId="01948F7A">
             <wp:extent cx="5731510" cy="3223895"/>
             <wp:effectExtent l="0" t="0" r="2540" b="0"/>
-            <wp:docPr id="1170971853" name="Picture 4"/>
+            <wp:docPr id="1773697104" name="Picture 1"/>
             <wp:cNvGraphicFramePr>
               <a:graphicFrameLocks xmlns:a="http://schemas.openxmlformats.org/drawingml/2006/main" noChangeAspect="1"/>
             </wp:cNvGraphicFramePr>
@@ -3993,7 +2770,7 @@
               <a:graphicData uri="http://schemas.openxmlformats.org/drawingml/2006/picture">
                 <pic:pic xmlns:pic="http://schemas.openxmlformats.org/drawingml/2006/picture">
                   <pic:nvPicPr>
-                    <pic:cNvPr id="0" name="Picture 23"/>
+                    <pic:cNvPr id="0" name="Picture 17"/>
                     <pic:cNvPicPr>
                       <a:picLocks noChangeAspect="1" noChangeArrowheads="1"/>
                     </pic:cNvPicPr>
@@ -4043,25 +2820,337 @@
           <w:b/>
           <w:bCs/>
         </w:rPr>
+        <w:lastRenderedPageBreak/>
         <w:t>Explanation</w:t>
       </w:r>
     </w:p>
     <w:p>
       <w:r>
+        <w:t>This query performs:</w:t>
+      </w:r>
+    </w:p>
+    <w:p>
+      <w:pPr>
+        <w:numPr>
+          <w:ilvl w:val="0"/>
+          <w:numId w:val="14"/>
+        </w:numPr>
+      </w:pPr>
+      <w:r>
+        <w:t>Deduplication</w:t>
+      </w:r>
+    </w:p>
+    <w:p>
+      <w:pPr>
+        <w:numPr>
+          <w:ilvl w:val="0"/>
+          <w:numId w:val="14"/>
+        </w:numPr>
+      </w:pPr>
+      <w:r>
+        <w:t>Standardization</w:t>
+      </w:r>
+    </w:p>
+    <w:p>
+      <w:pPr>
+        <w:numPr>
+          <w:ilvl w:val="0"/>
+          <w:numId w:val="14"/>
+        </w:numPr>
+      </w:pPr>
+      <w:r>
+        <w:t>Data type cleaning</w:t>
+      </w:r>
+    </w:p>
+    <w:p>
+      <w:pPr>
+        <w:numPr>
+          <w:ilvl w:val="0"/>
+          <w:numId w:val="14"/>
+        </w:numPr>
+      </w:pPr>
+      <w:r>
+        <w:t>Removal of invalid weights</w:t>
+      </w:r>
+    </w:p>
+    <w:p>
+      <w:pPr>
+        <w:numPr>
+          <w:ilvl w:val="0"/>
+          <w:numId w:val="14"/>
+        </w:numPr>
+      </w:pPr>
+      <w:r>
+        <w:t>Formatting improvements</w:t>
+      </w:r>
+    </w:p>
+    <w:p>
+      <w:pPr>
+        <w:rPr>
+          <w:b/>
+          <w:bCs/>
+        </w:rPr>
+      </w:pPr>
+      <w:r>
+        <w:rPr>
+          <w:b/>
+          <w:bCs/>
+        </w:rPr>
+        <w:t>Insight</w:t>
+      </w:r>
+    </w:p>
+    <w:p>
+      <w:r>
+        <w:t>A cleaned dataset improves:</w:t>
+      </w:r>
+    </w:p>
+    <w:p>
+      <w:pPr>
+        <w:numPr>
+          <w:ilvl w:val="0"/>
+          <w:numId w:val="15"/>
+        </w:numPr>
+      </w:pPr>
+      <w:r>
+        <w:t>Reporting accuracy</w:t>
+      </w:r>
+    </w:p>
+    <w:p>
+      <w:pPr>
+        <w:numPr>
+          <w:ilvl w:val="0"/>
+          <w:numId w:val="15"/>
+        </w:numPr>
+      </w:pPr>
+      <w:r>
+        <w:t>Dashboard consistency</w:t>
+      </w:r>
+    </w:p>
+    <w:p>
+      <w:pPr>
+        <w:numPr>
+          <w:ilvl w:val="0"/>
+          <w:numId w:val="15"/>
+        </w:numPr>
+      </w:pPr>
+      <w:r>
+        <w:t>Decision-making reliability</w:t>
+      </w:r>
+    </w:p>
+    <w:p>
+      <w:r>
+        <w:pict w14:anchorId="3E944145">
+          <v:rect id="_x0000_i1037" style="width:0;height:1.5pt" o:hralign="center" o:hrstd="t" o:hr="t" fillcolor="#a0a0a0" stroked="f"/>
+        </w:pict>
+      </w:r>
+    </w:p>
+    <w:p>
+      <w:pPr>
+        <w:rPr>
+          <w:b/>
+          <w:bCs/>
+        </w:rPr>
+      </w:pPr>
+      <w:r>
+        <w:rPr>
+          <w:b/>
+          <w:bCs/>
+        </w:rPr>
+        <w:t>Question 10 — Calculate Delivery Duration</w:t>
+      </w:r>
+    </w:p>
+    <w:p>
+      <w:pPr>
+        <w:rPr>
+          <w:b/>
+          <w:bCs/>
+        </w:rPr>
+      </w:pPr>
+      <w:r>
+        <w:rPr>
+          <w:b/>
+          <w:bCs/>
+        </w:rPr>
+        <w:t>SQL Query</w:t>
+      </w:r>
+    </w:p>
+    <w:p>
+      <w:pPr>
+        <w:rPr>
+          <w:b/>
+          <w:bCs/>
+        </w:rPr>
+      </w:pPr>
+      <w:r>
+        <w:rPr>
+          <w:b/>
+          <w:bCs/>
+        </w:rPr>
+        <w:t>SELECT shipment_id,</w:t>
+      </w:r>
+    </w:p>
+    <w:p>
+      <w:pPr>
+        <w:rPr>
+          <w:b/>
+          <w:bCs/>
+        </w:rPr>
+      </w:pPr>
+      <w:r>
+        <w:rPr>
+          <w:b/>
+          <w:bCs/>
+        </w:rPr>
+        <w:t>       ship_date,</w:t>
+      </w:r>
+    </w:p>
+    <w:p>
+      <w:pPr>
+        <w:rPr>
+          <w:b/>
+          <w:bCs/>
+        </w:rPr>
+      </w:pPr>
+      <w:r>
+        <w:rPr>
+          <w:b/>
+          <w:bCs/>
+        </w:rPr>
+        <w:t>       delivery_date</w:t>
+      </w:r>
+    </w:p>
+    <w:p>
+      <w:pPr>
+        <w:rPr>
+          <w:b/>
+          <w:bCs/>
+        </w:rPr>
+      </w:pPr>
+      <w:r>
+        <w:rPr>
+          <w:b/>
+          <w:bCs/>
+        </w:rPr>
+        <w:t>FROM `scaler-data-science-sql-411623.logistics.dirty_shipments`</w:t>
+      </w:r>
+    </w:p>
+    <w:p>
+      <w:pPr>
+        <w:rPr>
+          <w:b/>
+          <w:bCs/>
+        </w:rPr>
+      </w:pPr>
+      <w:r>
+        <w:rPr>
+          <w:b/>
+          <w:bCs/>
+        </w:rPr>
+        <w:t>WHERE SAFE.PARSE_DATE('%Y-%m-%d', delivery_date)</w:t>
+      </w:r>
+    </w:p>
+    <w:p>
+      <w:pPr>
+        <w:rPr>
+          <w:b/>
+          <w:bCs/>
+        </w:rPr>
+      </w:pPr>
+      <w:r>
+        <w:rPr>
+          <w:b/>
+          <w:bCs/>
+        </w:rPr>
+        <w:t>    &lt; SAFE.PARSE_DATE('%Y-%m-%d', ship_date);</w:t>
+      </w:r>
+    </w:p>
+    <w:p>
+      <w:pPr>
+        <w:rPr>
+          <w:b/>
+          <w:bCs/>
+        </w:rPr>
+      </w:pPr>
+    </w:p>
+    <w:p>
+      <w:r>
+        <w:rPr>
+          <w:noProof/>
+        </w:rPr>
+        <w:lastRenderedPageBreak/>
+        <w:drawing>
+          <wp:inline distT="0" distB="0" distL="0" distR="0" wp14:anchorId="23CBC6FD" wp14:editId="18AEA2E2">
+            <wp:extent cx="5731510" cy="3223895"/>
+            <wp:effectExtent l="0" t="0" r="2540" b="0"/>
+            <wp:docPr id="1170971853" name="Picture 4"/>
+            <wp:cNvGraphicFramePr>
+              <a:graphicFrameLocks xmlns:a="http://schemas.openxmlformats.org/drawingml/2006/main" noChangeAspect="1"/>
+            </wp:cNvGraphicFramePr>
+            <a:graphic xmlns:a="http://schemas.openxmlformats.org/drawingml/2006/main">
+              <a:graphicData uri="http://schemas.openxmlformats.org/drawingml/2006/picture">
+                <pic:pic xmlns:pic="http://schemas.openxmlformats.org/drawingml/2006/picture">
+                  <pic:nvPicPr>
+                    <pic:cNvPr id="0" name="Picture 23"/>
+                    <pic:cNvPicPr>
+                      <a:picLocks noChangeAspect="1" noChangeArrowheads="1"/>
+                    </pic:cNvPicPr>
+                  </pic:nvPicPr>
+                  <pic:blipFill>
+                    <a:blip r:embed="rId15" cstate="print">
+                      <a:extLst>
+                        <a:ext uri="{28A0092B-C50C-407E-A947-70E740481C1C}">
+                          <a14:useLocalDpi xmlns:a14="http://schemas.microsoft.com/office/drawing/2010/main" val="0"/>
+                        </a:ext>
+                      </a:extLst>
+                    </a:blip>
+                    <a:srcRect/>
+                    <a:stretch>
+                      <a:fillRect/>
+                    </a:stretch>
+                  </pic:blipFill>
+                  <pic:spPr bwMode="auto">
+                    <a:xfrm>
+                      <a:off x="0" y="0"/>
+                      <a:ext cx="5731510" cy="3223895"/>
+                    </a:xfrm>
+                    <a:prstGeom prst="rect">
+                      <a:avLst/>
+                    </a:prstGeom>
+                    <a:noFill/>
+                    <a:ln>
+                      <a:noFill/>
+                    </a:ln>
+                  </pic:spPr>
+                </pic:pic>
+              </a:graphicData>
+            </a:graphic>
+          </wp:inline>
+        </w:drawing>
+      </w:r>
+    </w:p>
+    <w:p>
+      <w:pPr>
+        <w:rPr>
+          <w:b/>
+          <w:bCs/>
+        </w:rPr>
+      </w:pPr>
+      <w:r>
+        <w:rPr>
+          <w:b/>
+          <w:bCs/>
+        </w:rPr>
+        <w:t>Explanation</w:t>
+      </w:r>
+    </w:p>
+    <w:p>
+      <w:r>
         <w:t>This query calculates shipment delivery time in days.</w:t>
       </w:r>
     </w:p>
     <w:p>
       <w:r>
-        <w:t>DATE_</w:t>
-      </w:r>
-      <w:proofErr w:type="gramStart"/>
-      <w:r>
-        <w:t>DIFF(</w:t>
-      </w:r>
-      <w:proofErr w:type="gramEnd"/>
-      <w:r>
-        <w:t>) helps measure operational efficiency.</w:t>
+        <w:t>DATE_DIFF() helps measure operational efficiency.</w:t>
       </w:r>
     </w:p>
     <w:p>
@@ -4119,7 +3208,6 @@
     </w:p>
     <w:p>
       <w:r>
-        <w:lastRenderedPageBreak/>
         <w:pict w14:anchorId="5898B900">
           <v:rect id="_x0000_i1038" style="width:0;height:1.5pt" o:hralign="center" o:hrstd="t" o:hr="t" fillcolor="#a0a0a0" stroked="f"/>
         </w:pict>
@@ -4398,6 +3486,7 @@
     </w:tbl>
     <w:p>
       <w:r>
+        <w:lastRenderedPageBreak/>
         <w:pict w14:anchorId="75FE1308">
           <v:rect id="_x0000_i1039" style="width:0;height:1.5pt" o:hralign="center" o:hrstd="t" o:hr="t" fillcolor="#a0a0a0" stroked="f"/>
         </w:pict>
@@ -4453,15 +3542,7 @@
         </w:numPr>
       </w:pPr>
       <w:r>
-        <w:t xml:space="preserve">Warehouses can be </w:t>
-      </w:r>
-      <w:proofErr w:type="spellStart"/>
-      <w:r>
-        <w:t>analyzed</w:t>
-      </w:r>
-      <w:proofErr w:type="spellEnd"/>
-      <w:r>
-        <w:t xml:space="preserve"> consistently</w:t>
+        <w:t>Warehouses can be analyzed consistently</w:t>
       </w:r>
     </w:p>
     <w:p>
@@ -4510,15 +3591,7 @@
     </w:p>
     <w:p>
       <w:r>
-        <w:t xml:space="preserve">This project demonstrates how SQL and </w:t>
-      </w:r>
-      <w:proofErr w:type="spellStart"/>
-      <w:r>
-        <w:t>BigQuery</w:t>
-      </w:r>
-      <w:proofErr w:type="spellEnd"/>
-      <w:r>
-        <w:t xml:space="preserve"> can be used to clean operational logistics data.</w:t>
+        <w:t>This project demonstrates how SQL and BigQuery can be used to clean operational logistics data.</w:t>
       </w:r>
     </w:p>
     <w:p>
@@ -4616,7 +3689,6 @@
         </w:numPr>
       </w:pPr>
       <w:r>
-        <w:lastRenderedPageBreak/>
         <w:t>Predictive analytics</w:t>
       </w:r>
     </w:p>
